--- a/L2_TP_Crupa_Gheorghe_SI-266.docx
+++ b/L2_TP_Crupa_Gheorghe_SI-266.docx
@@ -10164,15 +10164,15 @@
           <w:b/>
           <w:lang w:val="en-US"/>
         </w:rPr>
-        <w:t>6. N</w:t>
-      </w:r>
-      <w:proofErr w:type="spellStart"/>
-      <w:r>
-        <w:rPr>
-          <w:b/>
-          <w:lang w:val="en-US"/>
-        </w:rPr>
-        <w:t>umele</w:t>
+        <w:t xml:space="preserve">6. </w:t>
+      </w:r>
+      <w:proofErr w:type="spellStart"/>
+      <w:r>
+        <w:rPr>
+          <w:b/>
+          <w:lang w:val="en-US"/>
+        </w:rPr>
+        <w:t>Numele</w:t>
       </w:r>
       <w:proofErr w:type="spellEnd"/>
       <w:r>
@@ -20524,8 +20524,313 @@
       <w:r>
         <w:rPr>
           <w:b/>
-        </w:rPr>
-        <w:t xml:space="preserve">15. Modulul îți cere mai întâi să salvezi ieșirea într-un fișier și apoi să o filtrezi cu grep, iar la exercițiul următor să filtrezi direct prin pipe. </w:t>
+          <w:lang w:val="en-US"/>
+        </w:rPr>
+        <w:t xml:space="preserve">15. </w:t>
+      </w:r>
+      <w:proofErr w:type="spellStart"/>
+      <w:r>
+        <w:rPr>
+          <w:b/>
+          <w:lang w:val="en-US"/>
+        </w:rPr>
+        <w:t>Modulul</w:t>
+      </w:r>
+      <w:proofErr w:type="spellEnd"/>
+      <w:r>
+        <w:rPr>
+          <w:b/>
+          <w:lang w:val="en-US"/>
+        </w:rPr>
+        <w:t xml:space="preserve"> </w:t>
+      </w:r>
+      <w:proofErr w:type="spellStart"/>
+      <w:r>
+        <w:rPr>
+          <w:b/>
+          <w:lang w:val="en-US"/>
+        </w:rPr>
+        <w:t>îți</w:t>
+      </w:r>
+      <w:proofErr w:type="spellEnd"/>
+      <w:r>
+        <w:rPr>
+          <w:b/>
+          <w:lang w:val="en-US"/>
+        </w:rPr>
+        <w:t xml:space="preserve"> cere </w:t>
+      </w:r>
+      <w:proofErr w:type="spellStart"/>
+      <w:r>
+        <w:rPr>
+          <w:b/>
+          <w:lang w:val="en-US"/>
+        </w:rPr>
+        <w:t>mai</w:t>
+      </w:r>
+      <w:proofErr w:type="spellEnd"/>
+      <w:r>
+        <w:rPr>
+          <w:b/>
+          <w:lang w:val="en-US"/>
+        </w:rPr>
+        <w:t xml:space="preserve"> </w:t>
+      </w:r>
+      <w:proofErr w:type="spellStart"/>
+      <w:r>
+        <w:rPr>
+          <w:b/>
+          <w:lang w:val="en-US"/>
+        </w:rPr>
+        <w:t>întâi</w:t>
+      </w:r>
+      <w:proofErr w:type="spellEnd"/>
+      <w:r>
+        <w:rPr>
+          <w:b/>
+          <w:lang w:val="en-US"/>
+        </w:rPr>
+        <w:t xml:space="preserve"> </w:t>
+      </w:r>
+      <w:proofErr w:type="spellStart"/>
+      <w:r>
+        <w:rPr>
+          <w:b/>
+          <w:lang w:val="en-US"/>
+        </w:rPr>
+        <w:t>să</w:t>
+      </w:r>
+      <w:proofErr w:type="spellEnd"/>
+      <w:r>
+        <w:rPr>
+          <w:b/>
+          <w:lang w:val="en-US"/>
+        </w:rPr>
+        <w:t xml:space="preserve"> </w:t>
+      </w:r>
+      <w:proofErr w:type="spellStart"/>
+      <w:r>
+        <w:rPr>
+          <w:b/>
+          <w:lang w:val="en-US"/>
+        </w:rPr>
+        <w:t>salvezi</w:t>
+      </w:r>
+      <w:proofErr w:type="spellEnd"/>
+      <w:r>
+        <w:rPr>
+          <w:b/>
+          <w:lang w:val="en-US"/>
+        </w:rPr>
+        <w:t xml:space="preserve"> </w:t>
+      </w:r>
+      <w:proofErr w:type="spellStart"/>
+      <w:r>
+        <w:rPr>
+          <w:b/>
+          <w:lang w:val="en-US"/>
+        </w:rPr>
+        <w:t>ieșirea</w:t>
+      </w:r>
+      <w:proofErr w:type="spellEnd"/>
+      <w:r>
+        <w:rPr>
+          <w:b/>
+          <w:lang w:val="en-US"/>
+        </w:rPr>
+        <w:t xml:space="preserve"> </w:t>
+      </w:r>
+      <w:proofErr w:type="spellStart"/>
+      <w:r>
+        <w:rPr>
+          <w:b/>
+          <w:lang w:val="en-US"/>
+        </w:rPr>
+        <w:t>într</w:t>
+      </w:r>
+      <w:proofErr w:type="spellEnd"/>
+      <w:r>
+        <w:rPr>
+          <w:b/>
+          <w:lang w:val="en-US"/>
+        </w:rPr>
+        <w:t xml:space="preserve">-un </w:t>
+      </w:r>
+      <w:proofErr w:type="spellStart"/>
+      <w:r>
+        <w:rPr>
+          <w:b/>
+          <w:lang w:val="en-US"/>
+        </w:rPr>
+        <w:t>fișier</w:t>
+      </w:r>
+      <w:proofErr w:type="spellEnd"/>
+      <w:r>
+        <w:rPr>
+          <w:b/>
+          <w:lang w:val="en-US"/>
+        </w:rPr>
+        <w:t xml:space="preserve"> </w:t>
+      </w:r>
+      <w:proofErr w:type="spellStart"/>
+      <w:r>
+        <w:rPr>
+          <w:b/>
+          <w:lang w:val="en-US"/>
+        </w:rPr>
+        <w:t>și</w:t>
+      </w:r>
+      <w:proofErr w:type="spellEnd"/>
+      <w:r>
+        <w:rPr>
+          <w:b/>
+          <w:lang w:val="en-US"/>
+        </w:rPr>
+        <w:t xml:space="preserve"> </w:t>
+      </w:r>
+      <w:proofErr w:type="spellStart"/>
+      <w:r>
+        <w:rPr>
+          <w:b/>
+          <w:lang w:val="en-US"/>
+        </w:rPr>
+        <w:t>apoi</w:t>
+      </w:r>
+      <w:proofErr w:type="spellEnd"/>
+      <w:r>
+        <w:rPr>
+          <w:b/>
+          <w:lang w:val="en-US"/>
+        </w:rPr>
+        <w:t xml:space="preserve"> </w:t>
+      </w:r>
+      <w:proofErr w:type="spellStart"/>
+      <w:r>
+        <w:rPr>
+          <w:b/>
+          <w:lang w:val="en-US"/>
+        </w:rPr>
+        <w:t>să</w:t>
+      </w:r>
+      <w:proofErr w:type="spellEnd"/>
+      <w:r>
+        <w:rPr>
+          <w:b/>
+          <w:lang w:val="en-US"/>
+        </w:rPr>
+        <w:t xml:space="preserve"> o </w:t>
+      </w:r>
+      <w:proofErr w:type="spellStart"/>
+      <w:r>
+        <w:rPr>
+          <w:b/>
+          <w:lang w:val="en-US"/>
+        </w:rPr>
+        <w:t>filtrezi</w:t>
+      </w:r>
+      <w:proofErr w:type="spellEnd"/>
+      <w:r>
+        <w:rPr>
+          <w:b/>
+          <w:lang w:val="en-US"/>
+        </w:rPr>
+        <w:t xml:space="preserve"> cu grep, </w:t>
+      </w:r>
+      <w:proofErr w:type="spellStart"/>
+      <w:r>
+        <w:rPr>
+          <w:b/>
+          <w:lang w:val="en-US"/>
+        </w:rPr>
+        <w:t>iar</w:t>
+      </w:r>
+      <w:proofErr w:type="spellEnd"/>
+      <w:r>
+        <w:rPr>
+          <w:b/>
+          <w:lang w:val="en-US"/>
+        </w:rPr>
+        <w:t xml:space="preserve"> la </w:t>
+      </w:r>
+      <w:proofErr w:type="spellStart"/>
+      <w:r>
+        <w:rPr>
+          <w:b/>
+          <w:lang w:val="en-US"/>
+        </w:rPr>
+        <w:t>exercițiul</w:t>
+      </w:r>
+      <w:proofErr w:type="spellEnd"/>
+      <w:r>
+        <w:rPr>
+          <w:b/>
+          <w:lang w:val="en-US"/>
+        </w:rPr>
+        <w:t xml:space="preserve"> </w:t>
+      </w:r>
+      <w:proofErr w:type="spellStart"/>
+      <w:r>
+        <w:rPr>
+          <w:b/>
+          <w:lang w:val="en-US"/>
+        </w:rPr>
+        <w:t>următor</w:t>
+      </w:r>
+      <w:proofErr w:type="spellEnd"/>
+      <w:r>
+        <w:rPr>
+          <w:b/>
+          <w:lang w:val="en-US"/>
+        </w:rPr>
+        <w:t xml:space="preserve"> </w:t>
+      </w:r>
+      <w:proofErr w:type="spellStart"/>
+      <w:r>
+        <w:rPr>
+          <w:b/>
+          <w:lang w:val="en-US"/>
+        </w:rPr>
+        <w:t>să</w:t>
+      </w:r>
+      <w:proofErr w:type="spellEnd"/>
+      <w:r>
+        <w:rPr>
+          <w:b/>
+          <w:lang w:val="en-US"/>
+        </w:rPr>
+        <w:t xml:space="preserve"> </w:t>
+      </w:r>
+      <w:proofErr w:type="spellStart"/>
+      <w:r>
+        <w:rPr>
+          <w:b/>
+          <w:lang w:val="en-US"/>
+        </w:rPr>
+        <w:t>filtrezi</w:t>
+      </w:r>
+      <w:proofErr w:type="spellEnd"/>
+      <w:r>
+        <w:rPr>
+          <w:b/>
+          <w:lang w:val="en-US"/>
+        </w:rPr>
+        <w:t xml:space="preserve"> direct </w:t>
+      </w:r>
+      <w:proofErr w:type="spellStart"/>
+      <w:r>
+        <w:rPr>
+          <w:b/>
+          <w:lang w:val="en-US"/>
+        </w:rPr>
+        <w:t>prin</w:t>
+      </w:r>
+      <w:proofErr w:type="spellEnd"/>
+      <w:r>
+        <w:rPr>
+          <w:b/>
+          <w:lang w:val="en-US"/>
+        </w:rPr>
+        <w:t xml:space="preserve"> pipe. </w:t>
       </w:r>
       <w:proofErr w:type="spellStart"/>
       <w:r>
@@ -20927,6 +21232,9 @@
           <w:p>
             <w:pPr>
               <w:spacing w:after="40"/>
+              <w:rPr>
+                <w:lang w:val="en-US"/>
+              </w:rPr>
             </w:pPr>
             <w:proofErr w:type="spellStart"/>
             <w:r>
@@ -22000,40 +22308,424 @@
                 <w:lang w:val="en-US"/>
               </w:rPr>
             </w:pPr>
-            <w:proofErr w:type="spellStart"/>
-            <w:r>
-              <w:rPr>
-                <w:lang w:val="en-US"/>
-              </w:rPr>
-              <w:t>Cifra</w:t>
-            </w:r>
-            <w:proofErr w:type="spellEnd"/>
-            <w:r>
-              <w:rPr>
-                <w:lang w:val="en-US"/>
-              </w:rPr>
-              <w:t xml:space="preserve"> 2 </w:t>
-            </w:r>
-            <w:proofErr w:type="spellStart"/>
-            <w:r>
-              <w:rPr>
-                <w:lang w:val="en-US"/>
-              </w:rPr>
-              <w:t>reprezintă</w:t>
-            </w:r>
-            <w:proofErr w:type="spellEnd"/>
-            <w:r>
-              <w:rPr>
-                <w:lang w:val="en-US"/>
-              </w:rPr>
-              <w:t xml:space="preserve"> </w:t>
-            </w:r>
-            <w:proofErr w:type="spellStart"/>
-            <w:r>
-              <w:rPr>
-                <w:lang w:val="en-US"/>
-              </w:rPr>
-              <w:t>descriptorul</w:t>
+            <w:r>
+              <w:rPr>
+                <w:lang w:val="en-US"/>
+              </w:rPr>
+              <w:t xml:space="preserve">O </w:t>
+            </w:r>
+            <w:proofErr w:type="spellStart"/>
+            <w:r>
+              <w:rPr>
+                <w:lang w:val="en-US"/>
+              </w:rPr>
+              <w:t>variabila</w:t>
+            </w:r>
+            <w:proofErr w:type="spellEnd"/>
+            <w:r>
+              <w:rPr>
+                <w:lang w:val="en-US"/>
+              </w:rPr>
+              <w:t xml:space="preserve"> de shell </w:t>
+            </w:r>
+            <w:proofErr w:type="spellStart"/>
+            <w:r>
+              <w:rPr>
+                <w:lang w:val="en-US"/>
+              </w:rPr>
+              <w:t>obisnuita</w:t>
+            </w:r>
+            <w:proofErr w:type="spellEnd"/>
+            <w:r>
+              <w:rPr>
+                <w:lang w:val="en-US"/>
+              </w:rPr>
+              <w:t xml:space="preserve"> merge </w:t>
+            </w:r>
+            <w:proofErr w:type="spellStart"/>
+            <w:r>
+              <w:rPr>
+                <w:lang w:val="en-US"/>
+              </w:rPr>
+              <w:t>doar</w:t>
+            </w:r>
+            <w:proofErr w:type="spellEnd"/>
+            <w:r>
+              <w:rPr>
+                <w:lang w:val="en-US"/>
+              </w:rPr>
+              <w:t xml:space="preserve"> in </w:t>
+            </w:r>
+            <w:proofErr w:type="spellStart"/>
+            <w:r>
+              <w:rPr>
+                <w:lang w:val="en-US"/>
+              </w:rPr>
+              <w:t>terminalul</w:t>
+            </w:r>
+            <w:proofErr w:type="spellEnd"/>
+            <w:r>
+              <w:rPr>
+                <w:lang w:val="en-US"/>
+              </w:rPr>
+              <w:t xml:space="preserve"> in care ai </w:t>
+            </w:r>
+            <w:proofErr w:type="spellStart"/>
+            <w:r>
+              <w:rPr>
+                <w:lang w:val="en-US"/>
+              </w:rPr>
+              <w:t>creat</w:t>
+            </w:r>
+            <w:proofErr w:type="spellEnd"/>
+            <w:r>
+              <w:rPr>
+                <w:lang w:val="en-US"/>
+              </w:rPr>
+              <w:t xml:space="preserve">-o. Daca de </w:t>
+            </w:r>
+            <w:proofErr w:type="spellStart"/>
+            <w:r>
+              <w:rPr>
+                <w:lang w:val="en-US"/>
+              </w:rPr>
+              <w:t>acolo</w:t>
+            </w:r>
+            <w:proofErr w:type="spellEnd"/>
+            <w:r>
+              <w:rPr>
+                <w:lang w:val="en-US"/>
+              </w:rPr>
+              <w:t xml:space="preserve"> </w:t>
+            </w:r>
+            <w:proofErr w:type="spellStart"/>
+            <w:r>
+              <w:rPr>
+                <w:lang w:val="en-US"/>
+              </w:rPr>
+              <w:t>pornesti</w:t>
+            </w:r>
+            <w:proofErr w:type="spellEnd"/>
+            <w:r>
+              <w:rPr>
+                <w:lang w:val="en-US"/>
+              </w:rPr>
+              <w:t xml:space="preserve"> un alt program </w:t>
+            </w:r>
+            <w:proofErr w:type="spellStart"/>
+            <w:r>
+              <w:rPr>
+                <w:lang w:val="en-US"/>
+              </w:rPr>
+              <w:t>adica</w:t>
+            </w:r>
+            <w:proofErr w:type="spellEnd"/>
+            <w:r>
+              <w:rPr>
+                <w:lang w:val="en-US"/>
+              </w:rPr>
+              <w:t xml:space="preserve"> un </w:t>
+            </w:r>
+            <w:proofErr w:type="spellStart"/>
+            <w:r>
+              <w:rPr>
+                <w:lang w:val="en-US"/>
+              </w:rPr>
+              <w:t>proces</w:t>
+            </w:r>
+            <w:proofErr w:type="spellEnd"/>
+            <w:r>
+              <w:rPr>
+                <w:lang w:val="en-US"/>
+              </w:rPr>
+              <w:t xml:space="preserve"> </w:t>
+            </w:r>
+            <w:proofErr w:type="spellStart"/>
+            <w:r>
+              <w:rPr>
+                <w:lang w:val="en-US"/>
+              </w:rPr>
+              <w:t>copil</w:t>
+            </w:r>
+            <w:proofErr w:type="spellEnd"/>
+            <w:r>
+              <w:rPr>
+                <w:lang w:val="en-US"/>
+              </w:rPr>
+              <w:t xml:space="preserve"> </w:t>
+            </w:r>
+            <w:proofErr w:type="spellStart"/>
+            <w:r>
+              <w:rPr>
+                <w:lang w:val="en-US"/>
+              </w:rPr>
+              <w:t>el</w:t>
+            </w:r>
+            <w:proofErr w:type="spellEnd"/>
+            <w:r>
+              <w:rPr>
+                <w:lang w:val="en-US"/>
+              </w:rPr>
+              <w:t xml:space="preserve"> nu o </w:t>
+            </w:r>
+            <w:proofErr w:type="spellStart"/>
+            <w:r>
+              <w:rPr>
+                <w:lang w:val="en-US"/>
+              </w:rPr>
+              <w:t>sa</w:t>
+            </w:r>
+            <w:proofErr w:type="spellEnd"/>
+            <w:r>
+              <w:rPr>
+                <w:lang w:val="en-US"/>
+              </w:rPr>
+              <w:t xml:space="preserve"> stie de </w:t>
+            </w:r>
+            <w:proofErr w:type="spellStart"/>
+            <w:r>
+              <w:rPr>
+                <w:lang w:val="en-US"/>
+              </w:rPr>
+              <w:t>variabila</w:t>
+            </w:r>
+            <w:proofErr w:type="spellEnd"/>
+            <w:r>
+              <w:rPr>
+                <w:lang w:val="en-US"/>
+              </w:rPr>
+              <w:t xml:space="preserve"> </w:t>
+            </w:r>
+            <w:proofErr w:type="spellStart"/>
+            <w:r>
+              <w:rPr>
+                <w:lang w:val="en-US"/>
+              </w:rPr>
+              <w:t>asta</w:t>
+            </w:r>
+            <w:proofErr w:type="spellEnd"/>
+            <w:r>
+              <w:rPr>
+                <w:lang w:val="en-US"/>
+              </w:rPr>
+              <w:t xml:space="preserve"> </w:t>
+            </w:r>
+            <w:proofErr w:type="spellStart"/>
+            <w:r>
+              <w:rPr>
+                <w:lang w:val="en-US"/>
+              </w:rPr>
+              <w:t>si</w:t>
+            </w:r>
+            <w:proofErr w:type="spellEnd"/>
+            <w:r>
+              <w:rPr>
+                <w:lang w:val="en-US"/>
+              </w:rPr>
+              <w:t xml:space="preserve"> nu o </w:t>
+            </w:r>
+            <w:proofErr w:type="spellStart"/>
+            <w:r>
+              <w:rPr>
+                <w:lang w:val="en-US"/>
+              </w:rPr>
+              <w:t>vede</w:t>
+            </w:r>
+            <w:proofErr w:type="spellEnd"/>
+            <w:r>
+              <w:rPr>
+                <w:lang w:val="en-US"/>
+              </w:rPr>
+              <w:t xml:space="preserve">. Dar cand </w:t>
+            </w:r>
+            <w:proofErr w:type="spellStart"/>
+            <w:r>
+              <w:rPr>
+                <w:lang w:val="en-US"/>
+              </w:rPr>
+              <w:t>folosesti</w:t>
+            </w:r>
+            <w:proofErr w:type="spellEnd"/>
+            <w:r>
+              <w:rPr>
+                <w:lang w:val="en-US"/>
+              </w:rPr>
+              <w:t xml:space="preserve"> </w:t>
+            </w:r>
+            <w:proofErr w:type="spellStart"/>
+            <w:r>
+              <w:rPr>
+                <w:lang w:val="en-US"/>
+              </w:rPr>
+              <w:t>comanda</w:t>
+            </w:r>
+            <w:proofErr w:type="spellEnd"/>
+            <w:r>
+              <w:rPr>
+                <w:lang w:val="en-US"/>
+              </w:rPr>
+              <w:t xml:space="preserve"> export </w:t>
+            </w:r>
+            <w:proofErr w:type="spellStart"/>
+            <w:r>
+              <w:rPr>
+                <w:lang w:val="en-US"/>
+              </w:rPr>
+              <w:t>sistemul</w:t>
+            </w:r>
+            <w:proofErr w:type="spellEnd"/>
+            <w:r>
+              <w:rPr>
+                <w:lang w:val="en-US"/>
+              </w:rPr>
+              <w:t xml:space="preserve"> face o </w:t>
+            </w:r>
+            <w:proofErr w:type="spellStart"/>
+            <w:r>
+              <w:rPr>
+                <w:lang w:val="en-US"/>
+              </w:rPr>
+              <w:t>copie</w:t>
+            </w:r>
+            <w:proofErr w:type="spellEnd"/>
+            <w:r>
+              <w:rPr>
+                <w:lang w:val="en-US"/>
+              </w:rPr>
+              <w:t xml:space="preserve"> a </w:t>
+            </w:r>
+            <w:proofErr w:type="spellStart"/>
+            <w:r>
+              <w:rPr>
+                <w:lang w:val="en-US"/>
+              </w:rPr>
+              <w:t>variabilei</w:t>
+            </w:r>
+            <w:proofErr w:type="spellEnd"/>
+            <w:r>
+              <w:rPr>
+                <w:lang w:val="en-US"/>
+              </w:rPr>
+              <w:t xml:space="preserve"> </w:t>
+            </w:r>
+            <w:proofErr w:type="spellStart"/>
+            <w:r>
+              <w:rPr>
+                <w:lang w:val="en-US"/>
+              </w:rPr>
+              <w:t>si</w:t>
+            </w:r>
+            <w:proofErr w:type="spellEnd"/>
+            <w:r>
+              <w:rPr>
+                <w:lang w:val="en-US"/>
+              </w:rPr>
+              <w:t xml:space="preserve"> o </w:t>
+            </w:r>
+            <w:proofErr w:type="spellStart"/>
+            <w:r>
+              <w:rPr>
+                <w:lang w:val="en-US"/>
+              </w:rPr>
+              <w:t>trimite</w:t>
+            </w:r>
+            <w:proofErr w:type="spellEnd"/>
+            <w:r>
+              <w:rPr>
+                <w:lang w:val="en-US"/>
+              </w:rPr>
+              <w:t xml:space="preserve"> </w:t>
+            </w:r>
+            <w:proofErr w:type="spellStart"/>
+            <w:r>
+              <w:rPr>
+                <w:lang w:val="en-US"/>
+              </w:rPr>
+              <w:t>si</w:t>
+            </w:r>
+            <w:proofErr w:type="spellEnd"/>
+            <w:r>
+              <w:rPr>
+                <w:lang w:val="en-US"/>
+              </w:rPr>
+              <w:t xml:space="preserve"> la </w:t>
+            </w:r>
+            <w:proofErr w:type="spellStart"/>
+            <w:r>
+              <w:rPr>
+                <w:lang w:val="en-US"/>
+              </w:rPr>
+              <w:t>programul</w:t>
+            </w:r>
+            <w:proofErr w:type="spellEnd"/>
+            <w:r>
+              <w:rPr>
+                <w:lang w:val="en-US"/>
+              </w:rPr>
+              <w:t xml:space="preserve"> </w:t>
+            </w:r>
+            <w:proofErr w:type="spellStart"/>
+            <w:r>
+              <w:rPr>
+                <w:lang w:val="en-US"/>
+              </w:rPr>
+              <w:t>nou</w:t>
+            </w:r>
+            <w:proofErr w:type="spellEnd"/>
+            <w:r>
+              <w:rPr>
+                <w:lang w:val="en-US"/>
+              </w:rPr>
+              <w:t xml:space="preserve"> </w:t>
+            </w:r>
+            <w:proofErr w:type="spellStart"/>
+            <w:r>
+              <w:rPr>
+                <w:lang w:val="en-US"/>
+              </w:rPr>
+              <w:t>lansat</w:t>
+            </w:r>
+            <w:proofErr w:type="spellEnd"/>
+            <w:r>
+              <w:rPr>
+                <w:lang w:val="en-US"/>
+              </w:rPr>
+              <w:t xml:space="preserve">, </w:t>
+            </w:r>
+            <w:proofErr w:type="spellStart"/>
+            <w:r>
+              <w:rPr>
+                <w:lang w:val="en-US"/>
+              </w:rPr>
+              <w:t>transformand</w:t>
+            </w:r>
+            <w:proofErr w:type="spellEnd"/>
+            <w:r>
+              <w:rPr>
+                <w:lang w:val="en-US"/>
+              </w:rPr>
+              <w:t xml:space="preserve">-o </w:t>
+            </w:r>
+            <w:proofErr w:type="spellStart"/>
+            <w:r>
+              <w:rPr>
+                <w:lang w:val="en-US"/>
+              </w:rPr>
+              <w:t>intr</w:t>
+            </w:r>
+            <w:proofErr w:type="spellEnd"/>
+            <w:r>
+              <w:rPr>
+                <w:lang w:val="en-US"/>
+              </w:rPr>
+              <w:t xml:space="preserve">-o </w:t>
+            </w:r>
+            <w:proofErr w:type="spellStart"/>
+            <w:r>
+              <w:rPr>
+                <w:lang w:val="en-US"/>
+              </w:rPr>
+              <w:t>variabila</w:t>
             </w:r>
             <w:proofErr w:type="spellEnd"/>
             <w:r>
@@ -22047,588 +22739,70 @@
               <w:rPr>
                 <w:lang w:val="en-US"/>
               </w:rPr>
-              <w:t>fișier</w:t>
-            </w:r>
-            <w:proofErr w:type="spellEnd"/>
-            <w:r>
-              <w:rPr>
-                <w:lang w:val="en-US"/>
-              </w:rPr>
-              <w:t xml:space="preserve"> </w:t>
-            </w:r>
-            <w:proofErr w:type="spellStart"/>
-            <w:r>
-              <w:rPr>
-                <w:lang w:val="en-US"/>
-              </w:rPr>
-              <w:t>pentru</w:t>
-            </w:r>
-            <w:proofErr w:type="spellEnd"/>
-            <w:r>
-              <w:rPr>
-                <w:lang w:val="en-US"/>
-              </w:rPr>
-              <w:t xml:space="preserve"> </w:t>
-            </w:r>
-            <w:proofErr w:type="spellStart"/>
-            <w:r>
-              <w:rPr>
-                <w:lang w:val="en-US"/>
-              </w:rPr>
-              <w:t>canalul</w:t>
-            </w:r>
-            <w:proofErr w:type="spellEnd"/>
-            <w:r>
-              <w:rPr>
-                <w:lang w:val="en-US"/>
-              </w:rPr>
-              <w:t xml:space="preserve"> de </w:t>
-            </w:r>
-            <w:proofErr w:type="spellStart"/>
-            <w:r>
-              <w:rPr>
-                <w:lang w:val="en-US"/>
-              </w:rPr>
-              <w:t>eroare</w:t>
-            </w:r>
-            <w:proofErr w:type="spellEnd"/>
-            <w:r>
-              <w:rPr>
-                <w:lang w:val="en-US"/>
-              </w:rPr>
-              <w:t xml:space="preserve"> </w:t>
-            </w:r>
-            <w:proofErr w:type="spellStart"/>
-            <w:r>
-              <w:rPr>
-                <w:lang w:val="en-US"/>
-              </w:rPr>
-              <w:t>adică</w:t>
-            </w:r>
-            <w:proofErr w:type="spellEnd"/>
-            <w:r>
-              <w:rPr>
-                <w:lang w:val="en-US"/>
-              </w:rPr>
-              <w:t xml:space="preserve"> stderr. </w:t>
-            </w:r>
-            <w:proofErr w:type="spellStart"/>
-            <w:r>
-              <w:rPr>
-                <w:lang w:val="en-US"/>
-              </w:rPr>
-              <w:t>În</w:t>
-            </w:r>
-            <w:proofErr w:type="spellEnd"/>
-            <w:r>
-              <w:rPr>
-                <w:lang w:val="en-US"/>
-              </w:rPr>
-              <w:t xml:space="preserve"> Linux </w:t>
-            </w:r>
-            <w:proofErr w:type="spellStart"/>
-            <w:r>
-              <w:rPr>
-                <w:lang w:val="en-US"/>
-              </w:rPr>
-              <w:t>sistemul</w:t>
-            </w:r>
-            <w:proofErr w:type="spellEnd"/>
-            <w:r>
-              <w:rPr>
-                <w:lang w:val="en-US"/>
-              </w:rPr>
-              <w:t xml:space="preserve"> </w:t>
-            </w:r>
-            <w:proofErr w:type="spellStart"/>
-            <w:r>
-              <w:rPr>
-                <w:lang w:val="en-US"/>
-              </w:rPr>
-              <w:t>folosește</w:t>
-            </w:r>
-            <w:proofErr w:type="spellEnd"/>
-            <w:r>
-              <w:rPr>
-                <w:lang w:val="en-US"/>
-              </w:rPr>
-              <w:t xml:space="preserve"> </w:t>
-            </w:r>
-            <w:proofErr w:type="spellStart"/>
-            <w:r>
-              <w:rPr>
-                <w:lang w:val="en-US"/>
-              </w:rPr>
-              <w:t>trei</w:t>
-            </w:r>
-            <w:proofErr w:type="spellEnd"/>
-            <w:r>
-              <w:rPr>
-                <w:lang w:val="en-US"/>
-              </w:rPr>
-              <w:t xml:space="preserve"> </w:t>
-            </w:r>
-            <w:proofErr w:type="spellStart"/>
-            <w:r>
-              <w:rPr>
-                <w:lang w:val="en-US"/>
-              </w:rPr>
-              <w:t>canale</w:t>
-            </w:r>
-            <w:proofErr w:type="spellEnd"/>
-            <w:r>
-              <w:rPr>
-                <w:lang w:val="en-US"/>
-              </w:rPr>
-              <w:t xml:space="preserve"> standard </w:t>
-            </w:r>
-            <w:proofErr w:type="spellStart"/>
-            <w:r>
-              <w:rPr>
-                <w:lang w:val="en-US"/>
-              </w:rPr>
-              <w:t>numerotate</w:t>
-            </w:r>
-            <w:proofErr w:type="spellEnd"/>
-            <w:r>
-              <w:rPr>
-                <w:lang w:val="en-US"/>
-              </w:rPr>
-              <w:t xml:space="preserve"> cu 0 </w:t>
-            </w:r>
-            <w:proofErr w:type="spellStart"/>
-            <w:r>
-              <w:rPr>
-                <w:lang w:val="en-US"/>
-              </w:rPr>
-              <w:t>pentru</w:t>
-            </w:r>
-            <w:proofErr w:type="spellEnd"/>
-            <w:r>
-              <w:rPr>
-                <w:lang w:val="en-US"/>
-              </w:rPr>
-              <w:t xml:space="preserve"> </w:t>
-            </w:r>
-            <w:proofErr w:type="spellStart"/>
-            <w:r>
-              <w:rPr>
-                <w:lang w:val="en-US"/>
-              </w:rPr>
-              <w:t>intrare</w:t>
-            </w:r>
-            <w:proofErr w:type="spellEnd"/>
-            <w:r>
-              <w:rPr>
-                <w:lang w:val="en-US"/>
-              </w:rPr>
-              <w:t xml:space="preserve"> 1 </w:t>
-            </w:r>
-            <w:proofErr w:type="spellStart"/>
-            <w:r>
-              <w:rPr>
-                <w:lang w:val="en-US"/>
-              </w:rPr>
-              <w:t>pentru</w:t>
-            </w:r>
-            <w:proofErr w:type="spellEnd"/>
-            <w:r>
-              <w:rPr>
-                <w:lang w:val="en-US"/>
-              </w:rPr>
-              <w:t xml:space="preserve"> </w:t>
-            </w:r>
-            <w:proofErr w:type="spellStart"/>
-            <w:r>
-              <w:rPr>
-                <w:lang w:val="en-US"/>
-              </w:rPr>
-              <w:t>ieșire</w:t>
-            </w:r>
-            <w:proofErr w:type="spellEnd"/>
-            <w:r>
-              <w:rPr>
-                <w:lang w:val="en-US"/>
-              </w:rPr>
-              <w:t xml:space="preserve"> </w:t>
-            </w:r>
-            <w:proofErr w:type="spellStart"/>
-            <w:r>
-              <w:rPr>
-                <w:lang w:val="en-US"/>
-              </w:rPr>
-              <w:t>obișnuită</w:t>
-            </w:r>
-            <w:proofErr w:type="spellEnd"/>
-            <w:r>
-              <w:rPr>
-                <w:lang w:val="en-US"/>
-              </w:rPr>
-              <w:t xml:space="preserve"> </w:t>
-            </w:r>
-            <w:proofErr w:type="spellStart"/>
-            <w:r>
-              <w:rPr>
-                <w:lang w:val="en-US"/>
-              </w:rPr>
-              <w:t>și</w:t>
-            </w:r>
-            <w:proofErr w:type="spellEnd"/>
-            <w:r>
-              <w:rPr>
-                <w:lang w:val="en-US"/>
-              </w:rPr>
-              <w:t xml:space="preserve"> 2 </w:t>
-            </w:r>
-            <w:proofErr w:type="spellStart"/>
-            <w:r>
-              <w:rPr>
-                <w:lang w:val="en-US"/>
-              </w:rPr>
-              <w:t>pentru</w:t>
-            </w:r>
-            <w:proofErr w:type="spellEnd"/>
-            <w:r>
-              <w:rPr>
-                <w:lang w:val="en-US"/>
-              </w:rPr>
-              <w:t xml:space="preserve"> </w:t>
-            </w:r>
-            <w:proofErr w:type="spellStart"/>
-            <w:r>
-              <w:rPr>
-                <w:lang w:val="en-US"/>
-              </w:rPr>
-              <w:t>erori</w:t>
-            </w:r>
-            <w:proofErr w:type="spellEnd"/>
-            <w:r>
-              <w:rPr>
-                <w:lang w:val="en-US"/>
-              </w:rPr>
-              <w:t xml:space="preserve">. </w:t>
-            </w:r>
-            <w:proofErr w:type="spellStart"/>
-            <w:r>
-              <w:rPr>
-                <w:lang w:val="en-US"/>
-              </w:rPr>
-              <w:t>Redirecționarea</w:t>
-            </w:r>
-            <w:proofErr w:type="spellEnd"/>
-            <w:r>
-              <w:rPr>
-                <w:lang w:val="en-US"/>
-              </w:rPr>
-              <w:t xml:space="preserve"> </w:t>
-            </w:r>
-            <w:proofErr w:type="spellStart"/>
-            <w:r>
-              <w:rPr>
-                <w:lang w:val="en-US"/>
-              </w:rPr>
-              <w:t>simplă</w:t>
-            </w:r>
-            <w:proofErr w:type="spellEnd"/>
-            <w:r>
-              <w:rPr>
-                <w:lang w:val="en-US"/>
-              </w:rPr>
-              <w:t xml:space="preserve"> cu </w:t>
-            </w:r>
-            <w:proofErr w:type="spellStart"/>
-            <w:r>
-              <w:rPr>
-                <w:lang w:val="en-US"/>
-              </w:rPr>
-              <w:t>operatorul</w:t>
-            </w:r>
-            <w:proofErr w:type="spellEnd"/>
-            <w:r>
-              <w:rPr>
-                <w:lang w:val="en-US"/>
-              </w:rPr>
-              <w:t xml:space="preserve"> </w:t>
-            </w:r>
-            <w:proofErr w:type="spellStart"/>
-            <w:r>
-              <w:rPr>
-                <w:lang w:val="en-US"/>
-              </w:rPr>
-              <w:t>mai</w:t>
-            </w:r>
-            <w:proofErr w:type="spellEnd"/>
-            <w:r>
-              <w:rPr>
-                <w:lang w:val="en-US"/>
-              </w:rPr>
-              <w:t xml:space="preserve"> mare </w:t>
-            </w:r>
-            <w:proofErr w:type="spellStart"/>
-            <w:r>
-              <w:rPr>
-                <w:lang w:val="en-US"/>
-              </w:rPr>
-              <w:t>afectează</w:t>
-            </w:r>
-            <w:proofErr w:type="spellEnd"/>
-            <w:r>
-              <w:rPr>
-                <w:lang w:val="en-US"/>
-              </w:rPr>
-              <w:t xml:space="preserve"> implicit </w:t>
-            </w:r>
-            <w:proofErr w:type="spellStart"/>
-            <w:r>
-              <w:rPr>
-                <w:lang w:val="en-US"/>
-              </w:rPr>
-              <w:t>doar</w:t>
-            </w:r>
-            <w:proofErr w:type="spellEnd"/>
-            <w:r>
-              <w:rPr>
-                <w:lang w:val="en-US"/>
-              </w:rPr>
-              <w:t xml:space="preserve"> </w:t>
-            </w:r>
-            <w:proofErr w:type="spellStart"/>
-            <w:r>
-              <w:rPr>
-                <w:lang w:val="en-US"/>
-              </w:rPr>
-              <w:t>canalul</w:t>
-            </w:r>
-            <w:proofErr w:type="spellEnd"/>
-            <w:r>
-              <w:rPr>
-                <w:lang w:val="en-US"/>
-              </w:rPr>
-              <w:t xml:space="preserve"> 1 </w:t>
-            </w:r>
-            <w:proofErr w:type="spellStart"/>
-            <w:r>
-              <w:rPr>
-                <w:lang w:val="en-US"/>
-              </w:rPr>
-              <w:t>adică</w:t>
-            </w:r>
-            <w:proofErr w:type="spellEnd"/>
-            <w:r>
-              <w:rPr>
-                <w:lang w:val="en-US"/>
-              </w:rPr>
-              <w:t xml:space="preserve"> </w:t>
-            </w:r>
-            <w:proofErr w:type="spellStart"/>
-            <w:r>
-              <w:rPr>
-                <w:lang w:val="en-US"/>
-              </w:rPr>
-              <w:t>ieșirea</w:t>
-            </w:r>
-            <w:proofErr w:type="spellEnd"/>
-            <w:r>
-              <w:rPr>
-                <w:lang w:val="en-US"/>
-              </w:rPr>
-              <w:t xml:space="preserve"> standard. De </w:t>
-            </w:r>
-            <w:proofErr w:type="spellStart"/>
-            <w:r>
-              <w:rPr>
-                <w:lang w:val="en-US"/>
-              </w:rPr>
-              <w:t>asta</w:t>
-            </w:r>
-            <w:proofErr w:type="spellEnd"/>
-            <w:r>
-              <w:rPr>
-                <w:lang w:val="en-US"/>
-              </w:rPr>
-              <w:t xml:space="preserve"> </w:t>
-            </w:r>
-            <w:proofErr w:type="spellStart"/>
-            <w:r>
-              <w:rPr>
-                <w:lang w:val="en-US"/>
-              </w:rPr>
-              <w:t>mesajele</w:t>
-            </w:r>
-            <w:proofErr w:type="spellEnd"/>
-            <w:r>
-              <w:rPr>
-                <w:lang w:val="en-US"/>
-              </w:rPr>
-              <w:t xml:space="preserve"> de </w:t>
-            </w:r>
-            <w:proofErr w:type="spellStart"/>
-            <w:r>
-              <w:rPr>
-                <w:lang w:val="en-US"/>
-              </w:rPr>
-              <w:t>eroare</w:t>
-            </w:r>
-            <w:proofErr w:type="spellEnd"/>
-            <w:r>
-              <w:rPr>
-                <w:lang w:val="en-US"/>
-              </w:rPr>
-              <w:t xml:space="preserve"> au </w:t>
-            </w:r>
-            <w:proofErr w:type="spellStart"/>
-            <w:r>
-              <w:rPr>
-                <w:lang w:val="en-US"/>
-              </w:rPr>
-              <w:t>rămas</w:t>
-            </w:r>
-            <w:proofErr w:type="spellEnd"/>
-            <w:r>
-              <w:rPr>
-                <w:lang w:val="en-US"/>
-              </w:rPr>
-              <w:t xml:space="preserve"> pe </w:t>
-            </w:r>
-            <w:proofErr w:type="spellStart"/>
-            <w:r>
-              <w:rPr>
-                <w:lang w:val="en-US"/>
-              </w:rPr>
-              <w:t>ecran</w:t>
-            </w:r>
-            <w:proofErr w:type="spellEnd"/>
-            <w:r>
-              <w:rPr>
-                <w:lang w:val="en-US"/>
-              </w:rPr>
-              <w:t xml:space="preserve"> </w:t>
-            </w:r>
-            <w:proofErr w:type="spellStart"/>
-            <w:r>
-              <w:rPr>
-                <w:lang w:val="en-US"/>
-              </w:rPr>
-              <w:t>pentru</w:t>
-            </w:r>
-            <w:proofErr w:type="spellEnd"/>
-            <w:r>
-              <w:rPr>
-                <w:lang w:val="en-US"/>
-              </w:rPr>
-              <w:t xml:space="preserve"> </w:t>
-            </w:r>
-            <w:proofErr w:type="spellStart"/>
-            <w:r>
-              <w:rPr>
-                <w:lang w:val="en-US"/>
-              </w:rPr>
-              <w:t>că</w:t>
-            </w:r>
-            <w:proofErr w:type="spellEnd"/>
-            <w:r>
-              <w:rPr>
-                <w:lang w:val="en-US"/>
-              </w:rPr>
-              <w:t xml:space="preserve"> </w:t>
-            </w:r>
-            <w:proofErr w:type="spellStart"/>
-            <w:r>
-              <w:rPr>
-                <w:lang w:val="en-US"/>
-              </w:rPr>
-              <w:t>ele</w:t>
-            </w:r>
-            <w:proofErr w:type="spellEnd"/>
-            <w:r>
-              <w:rPr>
-                <w:lang w:val="en-US"/>
-              </w:rPr>
-              <w:t xml:space="preserve"> </w:t>
-            </w:r>
-            <w:proofErr w:type="spellStart"/>
-            <w:r>
-              <w:rPr>
-                <w:lang w:val="en-US"/>
-              </w:rPr>
-              <w:t>erau</w:t>
-            </w:r>
-            <w:proofErr w:type="spellEnd"/>
-            <w:r>
-              <w:rPr>
-                <w:lang w:val="en-US"/>
-              </w:rPr>
-              <w:t xml:space="preserve"> </w:t>
-            </w:r>
-            <w:proofErr w:type="spellStart"/>
-            <w:r>
-              <w:rPr>
-                <w:lang w:val="en-US"/>
-              </w:rPr>
-              <w:t>trimise</w:t>
-            </w:r>
-            <w:proofErr w:type="spellEnd"/>
-            <w:r>
-              <w:rPr>
-                <w:lang w:val="en-US"/>
-              </w:rPr>
-              <w:t xml:space="preserve"> pe </w:t>
-            </w:r>
-            <w:proofErr w:type="spellStart"/>
-            <w:r>
-              <w:rPr>
-                <w:lang w:val="en-US"/>
-              </w:rPr>
-              <w:t>canalul</w:t>
-            </w:r>
-            <w:proofErr w:type="spellEnd"/>
-            <w:r>
-              <w:rPr>
-                <w:lang w:val="en-US"/>
-              </w:rPr>
-              <w:t xml:space="preserve"> 2 care a </w:t>
-            </w:r>
-            <w:proofErr w:type="spellStart"/>
-            <w:r>
-              <w:rPr>
-                <w:lang w:val="en-US"/>
-              </w:rPr>
-              <w:t>rămas</w:t>
-            </w:r>
-            <w:proofErr w:type="spellEnd"/>
-            <w:r>
-              <w:rPr>
-                <w:lang w:val="en-US"/>
-              </w:rPr>
-              <w:t xml:space="preserve"> </w:t>
-            </w:r>
-            <w:proofErr w:type="spellStart"/>
-            <w:r>
-              <w:rPr>
-                <w:lang w:val="en-US"/>
-              </w:rPr>
-              <w:t>direcționat</w:t>
-            </w:r>
-            <w:proofErr w:type="spellEnd"/>
-            <w:r>
-              <w:rPr>
-                <w:lang w:val="en-US"/>
-              </w:rPr>
-              <w:t xml:space="preserve"> </w:t>
-            </w:r>
-            <w:proofErr w:type="spellStart"/>
-            <w:r>
-              <w:rPr>
-                <w:lang w:val="en-US"/>
-              </w:rPr>
-              <w:t>către</w:t>
-            </w:r>
-            <w:proofErr w:type="spellEnd"/>
-            <w:r>
-              <w:rPr>
-                <w:lang w:val="en-US"/>
-              </w:rPr>
-              <w:t xml:space="preserve"> terminal.</w:t>
+              <w:t>mediu</w:t>
+            </w:r>
+            <w:proofErr w:type="spellEnd"/>
+            <w:r>
+              <w:rPr>
+                <w:lang w:val="en-US"/>
+              </w:rPr>
+              <w:t xml:space="preserve"> pe care o pot </w:t>
+            </w:r>
+            <w:proofErr w:type="spellStart"/>
+            <w:r>
+              <w:rPr>
+                <w:lang w:val="en-US"/>
+              </w:rPr>
+              <w:t>folosi</w:t>
+            </w:r>
+            <w:proofErr w:type="spellEnd"/>
+            <w:r>
+              <w:rPr>
+                <w:lang w:val="en-US"/>
+              </w:rPr>
+              <w:t xml:space="preserve"> </w:t>
+            </w:r>
+            <w:proofErr w:type="spellStart"/>
+            <w:r>
+              <w:rPr>
+                <w:lang w:val="en-US"/>
+              </w:rPr>
+              <w:t>si</w:t>
+            </w:r>
+            <w:proofErr w:type="spellEnd"/>
+            <w:r>
+              <w:rPr>
+                <w:lang w:val="en-US"/>
+              </w:rPr>
+              <w:t xml:space="preserve"> </w:t>
+            </w:r>
+            <w:proofErr w:type="spellStart"/>
+            <w:r>
+              <w:rPr>
+                <w:lang w:val="en-US"/>
+              </w:rPr>
+              <w:t>procesele</w:t>
+            </w:r>
+            <w:proofErr w:type="spellEnd"/>
+            <w:r>
+              <w:rPr>
+                <w:lang w:val="en-US"/>
+              </w:rPr>
+              <w:t xml:space="preserve"> </w:t>
+            </w:r>
+            <w:proofErr w:type="spellStart"/>
+            <w:r>
+              <w:rPr>
+                <w:lang w:val="en-US"/>
+              </w:rPr>
+              <w:t>copil</w:t>
+            </w:r>
+            <w:proofErr w:type="spellEnd"/>
+            <w:r>
+              <w:rPr>
+                <w:lang w:val="en-US"/>
+              </w:rPr>
+              <w:t>.</w:t>
             </w:r>
           </w:p>
         </w:tc>
@@ -23235,68 +23409,264 @@
                 <w:lang w:val="en-US"/>
               </w:rPr>
             </w:pPr>
-            <w:proofErr w:type="spellStart"/>
-            <w:r>
-              <w:rPr>
-                <w:lang w:val="en-US"/>
-              </w:rPr>
-              <w:t>Comanda</w:t>
-            </w:r>
-            <w:proofErr w:type="spellEnd"/>
-            <w:r>
-              <w:rPr>
-                <w:lang w:val="en-US"/>
-              </w:rPr>
-              <w:t xml:space="preserve"> tee </w:t>
-            </w:r>
-            <w:proofErr w:type="spellStart"/>
-            <w:r>
-              <w:rPr>
-                <w:lang w:val="en-US"/>
-              </w:rPr>
-              <w:t>funcționează</w:t>
-            </w:r>
-            <w:proofErr w:type="spellEnd"/>
-            <w:r>
-              <w:rPr>
-                <w:lang w:val="en-US"/>
-              </w:rPr>
-              <w:t xml:space="preserve"> ca un </w:t>
-            </w:r>
-            <w:proofErr w:type="spellStart"/>
-            <w:r>
-              <w:rPr>
-                <w:lang w:val="en-US"/>
-              </w:rPr>
-              <w:t>distribuitor</w:t>
-            </w:r>
-            <w:proofErr w:type="spellEnd"/>
-            <w:r>
-              <w:rPr>
-                <w:lang w:val="en-US"/>
-              </w:rPr>
-              <w:t xml:space="preserve"> de date </w:t>
-            </w:r>
-            <w:proofErr w:type="spellStart"/>
-            <w:r>
-              <w:rPr>
-                <w:lang w:val="en-US"/>
-              </w:rPr>
-              <w:t>adică</w:t>
-            </w:r>
-            <w:proofErr w:type="spellEnd"/>
-            <w:r>
-              <w:rPr>
-                <w:lang w:val="en-US"/>
-              </w:rPr>
-              <w:t xml:space="preserve"> </w:t>
-            </w:r>
-            <w:proofErr w:type="spellStart"/>
-            <w:r>
-              <w:rPr>
-                <w:lang w:val="en-US"/>
-              </w:rPr>
-              <w:t>ia</w:t>
+            <w:r>
+              <w:rPr>
+                <w:lang w:val="en-US"/>
+              </w:rPr>
+              <w:t xml:space="preserve">La </w:t>
+            </w:r>
+            <w:proofErr w:type="spellStart"/>
+            <w:r>
+              <w:rPr>
+                <w:lang w:val="en-US"/>
+              </w:rPr>
+              <w:t>exercitiul</w:t>
+            </w:r>
+            <w:proofErr w:type="spellEnd"/>
+            <w:r>
+              <w:rPr>
+                <w:lang w:val="en-US"/>
+              </w:rPr>
+              <w:t xml:space="preserve"> </w:t>
+            </w:r>
+            <w:proofErr w:type="spellStart"/>
+            <w:r>
+              <w:rPr>
+                <w:lang w:val="en-US"/>
+              </w:rPr>
+              <w:t>unde</w:t>
+            </w:r>
+            <w:proofErr w:type="spellEnd"/>
+            <w:r>
+              <w:rPr>
+                <w:lang w:val="en-US"/>
+              </w:rPr>
+              <w:t xml:space="preserve"> flag-</w:t>
+            </w:r>
+            <w:proofErr w:type="spellStart"/>
+            <w:r>
+              <w:rPr>
+                <w:lang w:val="en-US"/>
+              </w:rPr>
+              <w:t>ul</w:t>
+            </w:r>
+            <w:proofErr w:type="spellEnd"/>
+            <w:r>
+              <w:rPr>
+                <w:lang w:val="en-US"/>
+              </w:rPr>
+              <w:t xml:space="preserve"> </w:t>
+            </w:r>
+            <w:proofErr w:type="spellStart"/>
+            <w:r>
+              <w:rPr>
+                <w:lang w:val="en-US"/>
+              </w:rPr>
+              <w:t>venea</w:t>
+            </w:r>
+            <w:proofErr w:type="spellEnd"/>
+            <w:r>
+              <w:rPr>
+                <w:lang w:val="en-US"/>
+              </w:rPr>
+              <w:t xml:space="preserve"> </w:t>
+            </w:r>
+            <w:proofErr w:type="spellStart"/>
+            <w:r>
+              <w:rPr>
+                <w:lang w:val="en-US"/>
+              </w:rPr>
+              <w:t>inversat</w:t>
+            </w:r>
+            <w:proofErr w:type="spellEnd"/>
+            <w:r>
+              <w:rPr>
+                <w:lang w:val="en-US"/>
+              </w:rPr>
+              <w:t xml:space="preserve"> am </w:t>
+            </w:r>
+            <w:proofErr w:type="spellStart"/>
+            <w:r>
+              <w:rPr>
+                <w:lang w:val="en-US"/>
+              </w:rPr>
+              <w:t>folosit</w:t>
+            </w:r>
+            <w:proofErr w:type="spellEnd"/>
+            <w:r>
+              <w:rPr>
+                <w:lang w:val="en-US"/>
+              </w:rPr>
+              <w:t xml:space="preserve"> </w:t>
+            </w:r>
+            <w:proofErr w:type="spellStart"/>
+            <w:r>
+              <w:rPr>
+                <w:lang w:val="en-US"/>
+              </w:rPr>
+              <w:t>comanda</w:t>
+            </w:r>
+            <w:proofErr w:type="spellEnd"/>
+            <w:r>
+              <w:rPr>
+                <w:lang w:val="en-US"/>
+              </w:rPr>
+              <w:t xml:space="preserve"> /challenge/run | rev. </w:t>
+            </w:r>
+            <w:proofErr w:type="spellStart"/>
+            <w:r>
+              <w:rPr>
+                <w:lang w:val="en-US"/>
+              </w:rPr>
+              <w:t>Inainte</w:t>
+            </w:r>
+            <w:proofErr w:type="spellEnd"/>
+            <w:r>
+              <w:rPr>
+                <w:lang w:val="en-US"/>
+              </w:rPr>
+              <w:t xml:space="preserve"> </w:t>
+            </w:r>
+            <w:proofErr w:type="spellStart"/>
+            <w:r>
+              <w:rPr>
+                <w:lang w:val="en-US"/>
+              </w:rPr>
+              <w:t>sa</w:t>
+            </w:r>
+            <w:proofErr w:type="spellEnd"/>
+            <w:r>
+              <w:rPr>
+                <w:lang w:val="en-US"/>
+              </w:rPr>
+              <w:t xml:space="preserve"> pun pipe-</w:t>
+            </w:r>
+            <w:proofErr w:type="spellStart"/>
+            <w:r>
+              <w:rPr>
+                <w:lang w:val="en-US"/>
+              </w:rPr>
+              <w:t>ul</w:t>
+            </w:r>
+            <w:proofErr w:type="spellEnd"/>
+            <w:r>
+              <w:rPr>
+                <w:lang w:val="en-US"/>
+              </w:rPr>
+              <w:t xml:space="preserve"> flag-</w:t>
+            </w:r>
+            <w:proofErr w:type="spellStart"/>
+            <w:r>
+              <w:rPr>
+                <w:lang w:val="en-US"/>
+              </w:rPr>
+              <w:t>ul</w:t>
+            </w:r>
+            <w:proofErr w:type="spellEnd"/>
+            <w:r>
+              <w:rPr>
+                <w:lang w:val="en-US"/>
+              </w:rPr>
+              <w:t xml:space="preserve"> </w:t>
+            </w:r>
+            <w:proofErr w:type="spellStart"/>
+            <w:r>
+              <w:rPr>
+                <w:lang w:val="en-US"/>
+              </w:rPr>
+              <w:t>arata</w:t>
+            </w:r>
+            <w:proofErr w:type="spellEnd"/>
+            <w:r>
+              <w:rPr>
+                <w:lang w:val="en-US"/>
+              </w:rPr>
+              <w:t xml:space="preserve"> pe </w:t>
+            </w:r>
+            <w:proofErr w:type="spellStart"/>
+            <w:r>
+              <w:rPr>
+                <w:lang w:val="en-US"/>
+              </w:rPr>
+              <w:t>ecran</w:t>
+            </w:r>
+            <w:proofErr w:type="spellEnd"/>
+            <w:r>
+              <w:rPr>
+                <w:lang w:val="en-US"/>
+              </w:rPr>
+              <w:t xml:space="preserve"> pe dos </w:t>
+            </w:r>
+            <w:proofErr w:type="spellStart"/>
+            <w:r>
+              <w:rPr>
+                <w:lang w:val="en-US"/>
+              </w:rPr>
+              <w:t>ceva</w:t>
+            </w:r>
+            <w:proofErr w:type="spellEnd"/>
+            <w:r>
+              <w:rPr>
+                <w:lang w:val="en-US"/>
+              </w:rPr>
+              <w:t xml:space="preserve"> de </w:t>
+            </w:r>
+            <w:proofErr w:type="spellStart"/>
+            <w:proofErr w:type="gramStart"/>
+            <w:r>
+              <w:rPr>
+                <w:lang w:val="en-US"/>
+              </w:rPr>
+              <w:t>genul</w:t>
+            </w:r>
+            <w:proofErr w:type="spellEnd"/>
+            <w:r>
+              <w:rPr>
+                <w:lang w:val="en-US"/>
+              </w:rPr>
+              <w:t xml:space="preserve"> }</w:t>
+            </w:r>
+            <w:proofErr w:type="spellStart"/>
+            <w:r>
+              <w:rPr>
+                <w:lang w:val="en-US"/>
+              </w:rPr>
+              <w:t>galf</w:t>
+            </w:r>
+            <w:proofErr w:type="gramEnd"/>
+            <w:r>
+              <w:rPr>
+                <w:lang w:val="en-US"/>
+              </w:rPr>
+              <w:t>_ym_si_siht</w:t>
+            </w:r>
+            <w:proofErr w:type="spellEnd"/>
+            <w:r>
+              <w:rPr>
+                <w:lang w:val="en-US"/>
+              </w:rPr>
+              <w:t>{</w:t>
+            </w:r>
+            <w:proofErr w:type="spellStart"/>
+            <w:r>
+              <w:rPr>
+                <w:lang w:val="en-US"/>
+              </w:rPr>
+              <w:t>egelloc.nwp</w:t>
+            </w:r>
+            <w:proofErr w:type="spellEnd"/>
+            <w:r>
+              <w:rPr>
+                <w:lang w:val="en-US"/>
+              </w:rPr>
+              <w:t xml:space="preserve">. </w:t>
+            </w:r>
+            <w:proofErr w:type="spellStart"/>
+            <w:r>
+              <w:rPr>
+                <w:lang w:val="en-US"/>
+              </w:rPr>
+              <w:t>Dupa</w:t>
             </w:r>
             <w:proofErr w:type="spellEnd"/>
             <w:r>
@@ -23317,525 +23687,35 @@
               <w:rPr>
                 <w:lang w:val="en-US"/>
               </w:rPr>
-              <w:t xml:space="preserve"> </w:t>
-            </w:r>
-            <w:proofErr w:type="spellStart"/>
-            <w:r>
-              <w:rPr>
-                <w:lang w:val="en-US"/>
-              </w:rPr>
-              <w:t>primește</w:t>
-            </w:r>
-            <w:proofErr w:type="spellEnd"/>
-            <w:r>
-              <w:rPr>
-                <w:lang w:val="en-US"/>
-              </w:rPr>
-              <w:t xml:space="preserve"> de la </w:t>
-            </w:r>
-            <w:proofErr w:type="spellStart"/>
-            <w:r>
-              <w:rPr>
-                <w:lang w:val="en-US"/>
-              </w:rPr>
-              <w:t>intrarea</w:t>
-            </w:r>
-            <w:proofErr w:type="spellEnd"/>
-            <w:r>
-              <w:rPr>
-                <w:lang w:val="en-US"/>
-              </w:rPr>
-              <w:t xml:space="preserve"> standard </w:t>
-            </w:r>
-            <w:proofErr w:type="spellStart"/>
-            <w:r>
-              <w:rPr>
-                <w:lang w:val="en-US"/>
-              </w:rPr>
-              <w:t>și</w:t>
-            </w:r>
-            <w:proofErr w:type="spellEnd"/>
-            <w:r>
-              <w:rPr>
-                <w:lang w:val="en-US"/>
-              </w:rPr>
-              <w:t xml:space="preserve"> </w:t>
-            </w:r>
-            <w:proofErr w:type="spellStart"/>
-            <w:r>
-              <w:rPr>
-                <w:lang w:val="en-US"/>
-              </w:rPr>
-              <w:t>trimite</w:t>
-            </w:r>
-            <w:proofErr w:type="spellEnd"/>
-            <w:r>
-              <w:rPr>
-                <w:lang w:val="en-US"/>
-              </w:rPr>
-              <w:t xml:space="preserve"> </w:t>
-            </w:r>
-            <w:proofErr w:type="spellStart"/>
-            <w:r>
-              <w:rPr>
-                <w:lang w:val="en-US"/>
-              </w:rPr>
-              <w:t>datele</w:t>
-            </w:r>
-            <w:proofErr w:type="spellEnd"/>
-            <w:r>
-              <w:rPr>
-                <w:lang w:val="en-US"/>
-              </w:rPr>
-              <w:t xml:space="preserve"> </w:t>
-            </w:r>
-            <w:proofErr w:type="spellStart"/>
-            <w:r>
-              <w:rPr>
-                <w:lang w:val="en-US"/>
-              </w:rPr>
-              <w:t>în</w:t>
-            </w:r>
-            <w:proofErr w:type="spellEnd"/>
-            <w:r>
-              <w:rPr>
-                <w:lang w:val="en-US"/>
-              </w:rPr>
-              <w:t xml:space="preserve"> </w:t>
-            </w:r>
-            <w:proofErr w:type="spellStart"/>
-            <w:r>
-              <w:rPr>
-                <w:lang w:val="en-US"/>
-              </w:rPr>
-              <w:t>două</w:t>
-            </w:r>
-            <w:proofErr w:type="spellEnd"/>
-            <w:r>
-              <w:rPr>
-                <w:lang w:val="en-US"/>
-              </w:rPr>
-              <w:t xml:space="preserve"> </w:t>
-            </w:r>
-            <w:proofErr w:type="spellStart"/>
-            <w:r>
-              <w:rPr>
-                <w:lang w:val="en-US"/>
-              </w:rPr>
-              <w:t>locuri</w:t>
-            </w:r>
-            <w:proofErr w:type="spellEnd"/>
-            <w:r>
-              <w:rPr>
-                <w:lang w:val="en-US"/>
-              </w:rPr>
-              <w:t xml:space="preserve"> </w:t>
-            </w:r>
-            <w:proofErr w:type="spellStart"/>
-            <w:r>
-              <w:rPr>
-                <w:lang w:val="en-US"/>
-              </w:rPr>
-              <w:t>în</w:t>
-            </w:r>
-            <w:proofErr w:type="spellEnd"/>
-            <w:r>
-              <w:rPr>
-                <w:lang w:val="en-US"/>
-              </w:rPr>
-              <w:t xml:space="preserve"> </w:t>
-            </w:r>
-            <w:proofErr w:type="spellStart"/>
-            <w:r>
-              <w:rPr>
-                <w:lang w:val="en-US"/>
-              </w:rPr>
-              <w:t>același</w:t>
-            </w:r>
-            <w:proofErr w:type="spellEnd"/>
-            <w:r>
-              <w:rPr>
-                <w:lang w:val="en-US"/>
-              </w:rPr>
-              <w:t xml:space="preserve"> </w:t>
-            </w:r>
-            <w:proofErr w:type="spellStart"/>
-            <w:r>
-              <w:rPr>
-                <w:lang w:val="en-US"/>
-              </w:rPr>
-              <w:t>timp.</w:t>
-            </w:r>
-            <w:proofErr w:type="spellEnd"/>
-            <w:r>
-              <w:rPr>
-                <w:lang w:val="en-US"/>
-              </w:rPr>
-              <w:t xml:space="preserve"> Un flux </w:t>
-            </w:r>
-            <w:proofErr w:type="spellStart"/>
-            <w:r>
-              <w:rPr>
-                <w:lang w:val="en-US"/>
-              </w:rPr>
-              <w:t>îl</w:t>
-            </w:r>
-            <w:proofErr w:type="spellEnd"/>
-            <w:r>
-              <w:rPr>
-                <w:lang w:val="en-US"/>
-              </w:rPr>
-              <w:t xml:space="preserve"> </w:t>
-            </w:r>
-            <w:proofErr w:type="spellStart"/>
-            <w:r>
-              <w:rPr>
-                <w:lang w:val="en-US"/>
-              </w:rPr>
-              <w:t>afișează</w:t>
-            </w:r>
-            <w:proofErr w:type="spellEnd"/>
-            <w:r>
-              <w:rPr>
-                <w:lang w:val="en-US"/>
-              </w:rPr>
-              <w:t xml:space="preserve"> pe </w:t>
-            </w:r>
-            <w:proofErr w:type="spellStart"/>
-            <w:r>
-              <w:rPr>
-                <w:lang w:val="en-US"/>
-              </w:rPr>
-              <w:t>ecran</w:t>
-            </w:r>
-            <w:proofErr w:type="spellEnd"/>
-            <w:r>
-              <w:rPr>
-                <w:lang w:val="en-US"/>
-              </w:rPr>
-              <w:t xml:space="preserve"> </w:t>
-            </w:r>
-            <w:proofErr w:type="spellStart"/>
-            <w:r>
-              <w:rPr>
-                <w:lang w:val="en-US"/>
-              </w:rPr>
-              <w:t>în</w:t>
-            </w:r>
-            <w:proofErr w:type="spellEnd"/>
-            <w:r>
-              <w:rPr>
-                <w:lang w:val="en-US"/>
-              </w:rPr>
-              <w:t xml:space="preserve"> terminal </w:t>
-            </w:r>
-            <w:proofErr w:type="spellStart"/>
-            <w:r>
-              <w:rPr>
-                <w:lang w:val="en-US"/>
-              </w:rPr>
-              <w:t>iar</w:t>
-            </w:r>
-            <w:proofErr w:type="spellEnd"/>
-            <w:r>
-              <w:rPr>
-                <w:lang w:val="en-US"/>
-              </w:rPr>
-              <w:t xml:space="preserve"> o </w:t>
-            </w:r>
-            <w:proofErr w:type="spellStart"/>
-            <w:r>
-              <w:rPr>
-                <w:lang w:val="en-US"/>
-              </w:rPr>
-              <w:t>copie</w:t>
-            </w:r>
-            <w:proofErr w:type="spellEnd"/>
-            <w:r>
-              <w:rPr>
-                <w:lang w:val="en-US"/>
-              </w:rPr>
-              <w:t xml:space="preserve"> o </w:t>
-            </w:r>
-            <w:proofErr w:type="spellStart"/>
-            <w:r>
-              <w:rPr>
-                <w:lang w:val="en-US"/>
-              </w:rPr>
-              <w:t>scrie</w:t>
-            </w:r>
-            <w:proofErr w:type="spellEnd"/>
-            <w:r>
-              <w:rPr>
-                <w:lang w:val="en-US"/>
-              </w:rPr>
-              <w:t xml:space="preserve"> direct </w:t>
-            </w:r>
-            <w:proofErr w:type="spellStart"/>
-            <w:r>
-              <w:rPr>
-                <w:lang w:val="en-US"/>
-              </w:rPr>
-              <w:t>într</w:t>
-            </w:r>
-            <w:proofErr w:type="spellEnd"/>
-            <w:r>
-              <w:rPr>
-                <w:lang w:val="en-US"/>
-              </w:rPr>
-              <w:t xml:space="preserve">-un </w:t>
-            </w:r>
-            <w:proofErr w:type="spellStart"/>
-            <w:r>
-              <w:rPr>
-                <w:lang w:val="en-US"/>
-              </w:rPr>
-              <w:t>fișier</w:t>
-            </w:r>
-            <w:proofErr w:type="spellEnd"/>
-            <w:r>
-              <w:rPr>
-                <w:lang w:val="en-US"/>
-              </w:rPr>
-              <w:t xml:space="preserve"> pe disc. Este </w:t>
-            </w:r>
-            <w:proofErr w:type="spellStart"/>
-            <w:r>
-              <w:rPr>
-                <w:lang w:val="en-US"/>
-              </w:rPr>
-              <w:t>utilă</w:t>
-            </w:r>
-            <w:proofErr w:type="spellEnd"/>
-            <w:r>
-              <w:rPr>
-                <w:lang w:val="en-US"/>
-              </w:rPr>
-              <w:t xml:space="preserve"> </w:t>
-            </w:r>
-            <w:proofErr w:type="spellStart"/>
-            <w:r>
-              <w:rPr>
-                <w:lang w:val="en-US"/>
-              </w:rPr>
-              <w:t>pentru</w:t>
-            </w:r>
-            <w:proofErr w:type="spellEnd"/>
-            <w:r>
-              <w:rPr>
-                <w:lang w:val="en-US"/>
-              </w:rPr>
-              <w:t xml:space="preserve"> </w:t>
-            </w:r>
-            <w:proofErr w:type="spellStart"/>
-            <w:r>
-              <w:rPr>
-                <w:lang w:val="en-US"/>
-              </w:rPr>
-              <w:t>că</w:t>
-            </w:r>
-            <w:proofErr w:type="spellEnd"/>
-            <w:r>
-              <w:rPr>
-                <w:lang w:val="en-US"/>
-              </w:rPr>
-              <w:t xml:space="preserve"> </w:t>
-            </w:r>
-            <w:proofErr w:type="spellStart"/>
-            <w:r>
-              <w:rPr>
-                <w:lang w:val="en-US"/>
-              </w:rPr>
-              <w:t>dacă</w:t>
-            </w:r>
-            <w:proofErr w:type="spellEnd"/>
-            <w:r>
-              <w:rPr>
-                <w:lang w:val="en-US"/>
-              </w:rPr>
-              <w:t xml:space="preserve"> </w:t>
-            </w:r>
-            <w:proofErr w:type="spellStart"/>
-            <w:r>
-              <w:rPr>
-                <w:lang w:val="en-US"/>
-              </w:rPr>
-              <w:t>folosești</w:t>
-            </w:r>
-            <w:proofErr w:type="spellEnd"/>
-            <w:r>
-              <w:rPr>
-                <w:lang w:val="en-US"/>
-              </w:rPr>
-              <w:t xml:space="preserve"> </w:t>
-            </w:r>
-            <w:proofErr w:type="spellStart"/>
-            <w:r>
-              <w:rPr>
-                <w:lang w:val="en-US"/>
-              </w:rPr>
-              <w:t>redirecționarea</w:t>
-            </w:r>
-            <w:proofErr w:type="spellEnd"/>
-            <w:r>
-              <w:rPr>
-                <w:lang w:val="en-US"/>
-              </w:rPr>
-              <w:t xml:space="preserve"> </w:t>
-            </w:r>
-            <w:proofErr w:type="spellStart"/>
-            <w:r>
-              <w:rPr>
-                <w:lang w:val="en-US"/>
-              </w:rPr>
-              <w:t>simplă</w:t>
-            </w:r>
-            <w:proofErr w:type="spellEnd"/>
-            <w:r>
-              <w:rPr>
-                <w:lang w:val="en-US"/>
-              </w:rPr>
-              <w:t xml:space="preserve"> cu </w:t>
-            </w:r>
-            <w:proofErr w:type="spellStart"/>
-            <w:r>
-              <w:rPr>
-                <w:lang w:val="en-US"/>
-              </w:rPr>
-              <w:t>mai</w:t>
-            </w:r>
-            <w:proofErr w:type="spellEnd"/>
-            <w:r>
-              <w:rPr>
-                <w:lang w:val="en-US"/>
-              </w:rPr>
-              <w:t xml:space="preserve"> mare nu </w:t>
-            </w:r>
-            <w:proofErr w:type="spellStart"/>
-            <w:r>
-              <w:rPr>
-                <w:lang w:val="en-US"/>
-              </w:rPr>
-              <w:t>mai</w:t>
-            </w:r>
-            <w:proofErr w:type="spellEnd"/>
-            <w:r>
-              <w:rPr>
-                <w:lang w:val="en-US"/>
-              </w:rPr>
-              <w:t xml:space="preserve"> </w:t>
-            </w:r>
-            <w:proofErr w:type="spellStart"/>
-            <w:r>
-              <w:rPr>
-                <w:lang w:val="en-US"/>
-              </w:rPr>
-              <w:t>vezi</w:t>
-            </w:r>
-            <w:proofErr w:type="spellEnd"/>
-            <w:r>
-              <w:rPr>
-                <w:lang w:val="en-US"/>
-              </w:rPr>
-              <w:t xml:space="preserve"> </w:t>
-            </w:r>
-            <w:proofErr w:type="spellStart"/>
-            <w:r>
-              <w:rPr>
-                <w:lang w:val="en-US"/>
-              </w:rPr>
-              <w:t>nimic</w:t>
-            </w:r>
-            <w:proofErr w:type="spellEnd"/>
-            <w:r>
-              <w:rPr>
-                <w:lang w:val="en-US"/>
-              </w:rPr>
-              <w:t xml:space="preserve"> pe </w:t>
-            </w:r>
-            <w:proofErr w:type="spellStart"/>
-            <w:r>
-              <w:rPr>
-                <w:lang w:val="en-US"/>
-              </w:rPr>
-              <w:t>ecran</w:t>
-            </w:r>
-            <w:proofErr w:type="spellEnd"/>
-            <w:r>
-              <w:rPr>
-                <w:lang w:val="en-US"/>
-              </w:rPr>
-              <w:t xml:space="preserve"> </w:t>
-            </w:r>
-            <w:proofErr w:type="spellStart"/>
-            <w:r>
-              <w:rPr>
-                <w:lang w:val="en-US"/>
-              </w:rPr>
-              <w:t>dar</w:t>
-            </w:r>
-            <w:proofErr w:type="spellEnd"/>
-            <w:r>
-              <w:rPr>
-                <w:lang w:val="en-US"/>
-              </w:rPr>
-              <w:t xml:space="preserve"> cu tee </w:t>
-            </w:r>
-            <w:proofErr w:type="spellStart"/>
-            <w:r>
-              <w:rPr>
-                <w:lang w:val="en-US"/>
-              </w:rPr>
-              <w:t>poți</w:t>
-            </w:r>
-            <w:proofErr w:type="spellEnd"/>
-            <w:r>
-              <w:rPr>
-                <w:lang w:val="en-US"/>
-              </w:rPr>
-              <w:t xml:space="preserve"> </w:t>
-            </w:r>
-            <w:proofErr w:type="spellStart"/>
-            <w:r>
-              <w:rPr>
-                <w:lang w:val="en-US"/>
-              </w:rPr>
-              <w:t>să</w:t>
-            </w:r>
-            <w:proofErr w:type="spellEnd"/>
-            <w:r>
-              <w:rPr>
-                <w:lang w:val="en-US"/>
-              </w:rPr>
-              <w:t xml:space="preserve"> </w:t>
-            </w:r>
-            <w:proofErr w:type="spellStart"/>
-            <w:r>
-              <w:rPr>
-                <w:lang w:val="en-US"/>
-              </w:rPr>
-              <w:t>urmărești</w:t>
-            </w:r>
-            <w:proofErr w:type="spellEnd"/>
-            <w:r>
-              <w:rPr>
-                <w:lang w:val="en-US"/>
-              </w:rPr>
-              <w:t xml:space="preserve"> live </w:t>
-            </w:r>
-            <w:proofErr w:type="spellStart"/>
-            <w:r>
-              <w:rPr>
-                <w:lang w:val="en-US"/>
-              </w:rPr>
-              <w:t>ce</w:t>
-            </w:r>
-            <w:proofErr w:type="spellEnd"/>
-            <w:r>
-              <w:rPr>
-                <w:lang w:val="en-US"/>
-              </w:rPr>
-              <w:t xml:space="preserve"> face </w:t>
+              <w:t xml:space="preserve"> am </w:t>
+            </w:r>
+            <w:proofErr w:type="spellStart"/>
+            <w:r>
+              <w:rPr>
+                <w:lang w:val="en-US"/>
+              </w:rPr>
+              <w:t>folosit</w:t>
+            </w:r>
+            <w:proofErr w:type="spellEnd"/>
+            <w:r>
+              <w:rPr>
+                <w:lang w:val="en-US"/>
+              </w:rPr>
+              <w:t xml:space="preserve"> pipe </w:t>
+            </w:r>
+            <w:proofErr w:type="spellStart"/>
+            <w:r>
+              <w:rPr>
+                <w:lang w:val="en-US"/>
+              </w:rPr>
+              <w:t>impreuna</w:t>
+            </w:r>
+            <w:proofErr w:type="spellEnd"/>
+            <w:r>
+              <w:rPr>
+                <w:lang w:val="en-US"/>
+              </w:rPr>
+              <w:t xml:space="preserve"> cu rev </w:t>
             </w:r>
             <w:proofErr w:type="spellStart"/>
             <w:r>
@@ -23849,175 +23729,183 @@
               <w:rPr>
                 <w:lang w:val="en-US"/>
               </w:rPr>
-              <w:t xml:space="preserve"> </w:t>
-            </w:r>
-            <w:proofErr w:type="spellStart"/>
-            <w:r>
-              <w:rPr>
-                <w:lang w:val="en-US"/>
-              </w:rPr>
-              <w:t>și</w:t>
-            </w:r>
-            <w:proofErr w:type="spellEnd"/>
-            <w:r>
-              <w:rPr>
-                <w:lang w:val="en-US"/>
-              </w:rPr>
-              <w:t xml:space="preserve"> </w:t>
-            </w:r>
-            <w:proofErr w:type="spellStart"/>
-            <w:r>
-              <w:rPr>
-                <w:lang w:val="en-US"/>
-              </w:rPr>
-              <w:t>în</w:t>
-            </w:r>
-            <w:proofErr w:type="spellEnd"/>
-            <w:r>
-              <w:rPr>
-                <w:lang w:val="en-US"/>
-              </w:rPr>
-              <w:t xml:space="preserve"> </w:t>
-            </w:r>
-            <w:proofErr w:type="spellStart"/>
-            <w:r>
-              <w:rPr>
-                <w:lang w:val="en-US"/>
-              </w:rPr>
-              <w:t>același</w:t>
-            </w:r>
-            <w:proofErr w:type="spellEnd"/>
-            <w:r>
-              <w:rPr>
-                <w:lang w:val="en-US"/>
-              </w:rPr>
-              <w:t xml:space="preserve"> </w:t>
-            </w:r>
-            <w:proofErr w:type="spellStart"/>
-            <w:r>
-              <w:rPr>
-                <w:lang w:val="en-US"/>
-              </w:rPr>
-              <w:t>timp</w:t>
-            </w:r>
-            <w:proofErr w:type="spellEnd"/>
-            <w:r>
-              <w:rPr>
-                <w:lang w:val="en-US"/>
-              </w:rPr>
-              <w:t xml:space="preserve"> </w:t>
-            </w:r>
-            <w:proofErr w:type="spellStart"/>
-            <w:r>
-              <w:rPr>
-                <w:lang w:val="en-US"/>
-              </w:rPr>
-              <w:t>să</w:t>
-            </w:r>
-            <w:proofErr w:type="spellEnd"/>
-            <w:r>
-              <w:rPr>
-                <w:lang w:val="en-US"/>
-              </w:rPr>
-              <w:t xml:space="preserve"> </w:t>
-            </w:r>
-            <w:proofErr w:type="spellStart"/>
-            <w:r>
-              <w:rPr>
-                <w:lang w:val="en-US"/>
-              </w:rPr>
-              <w:t>păstrezi</w:t>
-            </w:r>
-            <w:proofErr w:type="spellEnd"/>
-            <w:r>
-              <w:rPr>
-                <w:lang w:val="en-US"/>
-              </w:rPr>
-              <w:t xml:space="preserve"> </w:t>
-            </w:r>
-            <w:proofErr w:type="spellStart"/>
-            <w:r>
-              <w:rPr>
-                <w:lang w:val="en-US"/>
-              </w:rPr>
-              <w:t>și</w:t>
-            </w:r>
-            <w:proofErr w:type="spellEnd"/>
-            <w:r>
-              <w:rPr>
-                <w:lang w:val="en-US"/>
-              </w:rPr>
-              <w:t xml:space="preserve"> o </w:t>
-            </w:r>
-            <w:proofErr w:type="spellStart"/>
-            <w:r>
-              <w:rPr>
-                <w:lang w:val="en-US"/>
-              </w:rPr>
-              <w:t>copie</w:t>
-            </w:r>
-            <w:proofErr w:type="spellEnd"/>
-            <w:r>
-              <w:rPr>
-                <w:lang w:val="en-US"/>
-              </w:rPr>
-              <w:t xml:space="preserve"> </w:t>
-            </w:r>
-            <w:proofErr w:type="spellStart"/>
-            <w:r>
-              <w:rPr>
-                <w:lang w:val="en-US"/>
-              </w:rPr>
-              <w:t>salvată</w:t>
-            </w:r>
-            <w:proofErr w:type="spellEnd"/>
-            <w:r>
-              <w:rPr>
-                <w:lang w:val="en-US"/>
-              </w:rPr>
-              <w:t xml:space="preserve"> </w:t>
-            </w:r>
-            <w:proofErr w:type="spellStart"/>
-            <w:r>
-              <w:rPr>
-                <w:lang w:val="en-US"/>
-              </w:rPr>
-              <w:t>pentru</w:t>
-            </w:r>
-            <w:proofErr w:type="spellEnd"/>
-            <w:r>
-              <w:rPr>
-                <w:lang w:val="en-US"/>
-              </w:rPr>
-              <w:t xml:space="preserve"> </w:t>
-            </w:r>
-            <w:proofErr w:type="spellStart"/>
-            <w:r>
-              <w:rPr>
-                <w:lang w:val="en-US"/>
-              </w:rPr>
-              <w:t>mai</w:t>
-            </w:r>
-            <w:proofErr w:type="spellEnd"/>
-            <w:r>
-              <w:rPr>
-                <w:lang w:val="en-US"/>
-              </w:rPr>
-              <w:t xml:space="preserve"> </w:t>
-            </w:r>
-            <w:proofErr w:type="spellStart"/>
-            <w:r>
-              <w:rPr>
-                <w:lang w:val="en-US"/>
-              </w:rPr>
-              <w:t>târziu</w:t>
-            </w:r>
-            <w:proofErr w:type="spellEnd"/>
-            <w:r>
-              <w:rPr>
-                <w:lang w:val="en-US"/>
-              </w:rPr>
-              <w:t>.</w:t>
+              <w:t xml:space="preserve"> a </w:t>
+            </w:r>
+            <w:proofErr w:type="spellStart"/>
+            <w:r>
+              <w:rPr>
+                <w:lang w:val="en-US"/>
+              </w:rPr>
+              <w:t>luat</w:t>
+            </w:r>
+            <w:proofErr w:type="spellEnd"/>
+            <w:r>
+              <w:rPr>
+                <w:lang w:val="en-US"/>
+              </w:rPr>
+              <w:t xml:space="preserve"> </w:t>
+            </w:r>
+            <w:proofErr w:type="spellStart"/>
+            <w:r>
+              <w:rPr>
+                <w:lang w:val="en-US"/>
+              </w:rPr>
+              <w:t>textul</w:t>
+            </w:r>
+            <w:proofErr w:type="spellEnd"/>
+            <w:r>
+              <w:rPr>
+                <w:lang w:val="en-US"/>
+              </w:rPr>
+              <w:t xml:space="preserve"> </w:t>
+            </w:r>
+            <w:proofErr w:type="spellStart"/>
+            <w:r>
+              <w:rPr>
+                <w:lang w:val="en-US"/>
+              </w:rPr>
+              <w:t>si</w:t>
+            </w:r>
+            <w:proofErr w:type="spellEnd"/>
+            <w:r>
+              <w:rPr>
+                <w:lang w:val="en-US"/>
+              </w:rPr>
+              <w:t xml:space="preserve"> l-a </w:t>
+            </w:r>
+            <w:proofErr w:type="spellStart"/>
+            <w:r>
+              <w:rPr>
+                <w:lang w:val="en-US"/>
+              </w:rPr>
+              <w:t>citit</w:t>
+            </w:r>
+            <w:proofErr w:type="spellEnd"/>
+            <w:r>
+              <w:rPr>
+                <w:lang w:val="en-US"/>
+              </w:rPr>
+              <w:t xml:space="preserve"> invers de la </w:t>
+            </w:r>
+            <w:proofErr w:type="spellStart"/>
+            <w:r>
+              <w:rPr>
+                <w:lang w:val="en-US"/>
+              </w:rPr>
+              <w:t>dreapta</w:t>
+            </w:r>
+            <w:proofErr w:type="spellEnd"/>
+            <w:r>
+              <w:rPr>
+                <w:lang w:val="en-US"/>
+              </w:rPr>
+              <w:t xml:space="preserve"> la </w:t>
+            </w:r>
+            <w:proofErr w:type="spellStart"/>
+            <w:r>
+              <w:rPr>
+                <w:lang w:val="en-US"/>
+              </w:rPr>
+              <w:t>stanga</w:t>
+            </w:r>
+            <w:proofErr w:type="spellEnd"/>
+            <w:r>
+              <w:rPr>
+                <w:lang w:val="en-US"/>
+              </w:rPr>
+              <w:t xml:space="preserve"> </w:t>
+            </w:r>
+            <w:proofErr w:type="spellStart"/>
+            <w:r>
+              <w:rPr>
+                <w:lang w:val="en-US"/>
+              </w:rPr>
+              <w:t>si</w:t>
+            </w:r>
+            <w:proofErr w:type="spellEnd"/>
+            <w:r>
+              <w:rPr>
+                <w:lang w:val="en-US"/>
+              </w:rPr>
+              <w:t xml:space="preserve"> l-a </w:t>
+            </w:r>
+            <w:proofErr w:type="spellStart"/>
+            <w:r>
+              <w:rPr>
+                <w:lang w:val="en-US"/>
+              </w:rPr>
+              <w:t>reparat</w:t>
+            </w:r>
+            <w:proofErr w:type="spellEnd"/>
+            <w:r>
+              <w:rPr>
+                <w:lang w:val="en-US"/>
+              </w:rPr>
+              <w:t xml:space="preserve"> </w:t>
+            </w:r>
+            <w:proofErr w:type="spellStart"/>
+            <w:r>
+              <w:rPr>
+                <w:lang w:val="en-US"/>
+              </w:rPr>
+              <w:t>afisand</w:t>
+            </w:r>
+            <w:proofErr w:type="spellEnd"/>
+            <w:r>
+              <w:rPr>
+                <w:lang w:val="en-US"/>
+              </w:rPr>
+              <w:t xml:space="preserve"> </w:t>
+            </w:r>
+            <w:proofErr w:type="spellStart"/>
+            <w:r>
+              <w:rPr>
+                <w:lang w:val="en-US"/>
+              </w:rPr>
+              <w:t>corect</w:t>
+            </w:r>
+            <w:proofErr w:type="spellEnd"/>
+            <w:r>
+              <w:rPr>
+                <w:lang w:val="en-US"/>
+              </w:rPr>
+              <w:t xml:space="preserve"> </w:t>
+            </w:r>
+            <w:proofErr w:type="spellStart"/>
+            <w:proofErr w:type="gramStart"/>
+            <w:r>
+              <w:rPr>
+                <w:lang w:val="en-US"/>
+              </w:rPr>
+              <w:t>pwn.college</w:t>
+            </w:r>
+            <w:proofErr w:type="spellEnd"/>
+            <w:proofErr w:type="gramEnd"/>
+            <w:r>
+              <w:rPr>
+                <w:lang w:val="en-US"/>
+              </w:rPr>
+              <w:t>{</w:t>
+            </w:r>
+            <w:proofErr w:type="spellStart"/>
+            <w:r>
+              <w:rPr>
+                <w:lang w:val="en-US"/>
+              </w:rPr>
+              <w:t>this_is_my_flag</w:t>
+            </w:r>
+            <w:proofErr w:type="spellEnd"/>
+            <w:r>
+              <w:rPr>
+                <w:lang w:val="en-US"/>
+              </w:rPr>
+              <w:t>}.</w:t>
+            </w:r>
+            <w:r>
+              <w:rPr>
+                <w:lang w:val="en-US"/>
+              </w:rPr>
+              <w:t>1</w:t>
             </w:r>
           </w:p>
         </w:tc>
@@ -24568,63 +24456,455 @@
               <w:rPr>
                 <w:lang w:val="en-US"/>
               </w:rPr>
-              <w:t>Fișierul</w:t>
-            </w:r>
-            <w:proofErr w:type="spellEnd"/>
-            <w:r>
-              <w:rPr>
-                <w:lang w:val="en-US"/>
-              </w:rPr>
-              <w:t xml:space="preserve"> /dev/null </w:t>
-            </w:r>
-            <w:proofErr w:type="spellStart"/>
-            <w:r>
-              <w:rPr>
-                <w:lang w:val="en-US"/>
-              </w:rPr>
-              <w:t>este</w:t>
-            </w:r>
-            <w:proofErr w:type="spellEnd"/>
-            <w:r>
-              <w:rPr>
-                <w:lang w:val="en-US"/>
-              </w:rPr>
-              <w:t xml:space="preserve"> ca un </w:t>
-            </w:r>
-            <w:proofErr w:type="spellStart"/>
-            <w:r>
-              <w:rPr>
-                <w:lang w:val="en-US"/>
-              </w:rPr>
-              <w:t>fel</w:t>
-            </w:r>
-            <w:proofErr w:type="spellEnd"/>
-            <w:r>
-              <w:rPr>
-                <w:lang w:val="en-US"/>
-              </w:rPr>
-              <w:t xml:space="preserve"> de </w:t>
-            </w:r>
-            <w:proofErr w:type="spellStart"/>
-            <w:r>
-              <w:rPr>
-                <w:lang w:val="en-US"/>
-              </w:rPr>
-              <w:t>coș</w:t>
-            </w:r>
-            <w:proofErr w:type="spellEnd"/>
-            <w:r>
-              <w:rPr>
-                <w:lang w:val="en-US"/>
-              </w:rPr>
-              <w:t xml:space="preserve"> de </w:t>
-            </w:r>
-            <w:proofErr w:type="spellStart"/>
-            <w:r>
-              <w:rPr>
-                <w:lang w:val="en-US"/>
-              </w:rPr>
-              <w:t>reciclare</w:t>
+              <w:t>Imediat</w:t>
+            </w:r>
+            <w:proofErr w:type="spellEnd"/>
+            <w:r>
+              <w:rPr>
+                <w:lang w:val="en-US"/>
+              </w:rPr>
+              <w:t xml:space="preserve"> </w:t>
+            </w:r>
+            <w:proofErr w:type="spellStart"/>
+            <w:r>
+              <w:rPr>
+                <w:lang w:val="en-US"/>
+              </w:rPr>
+              <w:t>dupa</w:t>
+            </w:r>
+            <w:proofErr w:type="spellEnd"/>
+            <w:r>
+              <w:rPr>
+                <w:lang w:val="en-US"/>
+              </w:rPr>
+              <w:t xml:space="preserve"> </w:t>
+            </w:r>
+            <w:proofErr w:type="spellStart"/>
+            <w:r>
+              <w:rPr>
+                <w:lang w:val="en-US"/>
+              </w:rPr>
+              <w:t>ce</w:t>
+            </w:r>
+            <w:proofErr w:type="spellEnd"/>
+            <w:r>
+              <w:rPr>
+                <w:lang w:val="en-US"/>
+              </w:rPr>
+              <w:t xml:space="preserve"> am </w:t>
+            </w:r>
+            <w:proofErr w:type="spellStart"/>
+            <w:r>
+              <w:rPr>
+                <w:lang w:val="en-US"/>
+              </w:rPr>
+              <w:t>apasat</w:t>
+            </w:r>
+            <w:proofErr w:type="spellEnd"/>
+            <w:r>
+              <w:rPr>
+                <w:lang w:val="en-US"/>
+              </w:rPr>
+              <w:t xml:space="preserve"> Ctrl-Z </w:t>
+            </w:r>
+            <w:proofErr w:type="spellStart"/>
+            <w:r>
+              <w:rPr>
+                <w:lang w:val="en-US"/>
+              </w:rPr>
+              <w:t>procesul</w:t>
+            </w:r>
+            <w:proofErr w:type="spellEnd"/>
+            <w:r>
+              <w:rPr>
+                <w:lang w:val="en-US"/>
+              </w:rPr>
+              <w:t xml:space="preserve"> </w:t>
+            </w:r>
+            <w:proofErr w:type="gramStart"/>
+            <w:r>
+              <w:rPr>
+                <w:lang w:val="en-US"/>
+              </w:rPr>
+              <w:t>a</w:t>
+            </w:r>
+            <w:proofErr w:type="gramEnd"/>
+            <w:r>
+              <w:rPr>
+                <w:lang w:val="en-US"/>
+              </w:rPr>
+              <w:t xml:space="preserve"> </w:t>
+            </w:r>
+            <w:proofErr w:type="spellStart"/>
+            <w:r>
+              <w:rPr>
+                <w:lang w:val="en-US"/>
+              </w:rPr>
+              <w:t>intrat</w:t>
+            </w:r>
+            <w:proofErr w:type="spellEnd"/>
+            <w:r>
+              <w:rPr>
+                <w:lang w:val="en-US"/>
+              </w:rPr>
+              <w:t xml:space="preserve"> in </w:t>
+            </w:r>
+            <w:proofErr w:type="spellStart"/>
+            <w:r>
+              <w:rPr>
+                <w:lang w:val="en-US"/>
+              </w:rPr>
+              <w:t>starea</w:t>
+            </w:r>
+            <w:proofErr w:type="spellEnd"/>
+            <w:r>
+              <w:rPr>
+                <w:lang w:val="en-US"/>
+              </w:rPr>
+              <w:t xml:space="preserve"> suspended </w:t>
+            </w:r>
+            <w:proofErr w:type="spellStart"/>
+            <w:r>
+              <w:rPr>
+                <w:lang w:val="en-US"/>
+              </w:rPr>
+              <w:t>adica</w:t>
+            </w:r>
+            <w:proofErr w:type="spellEnd"/>
+            <w:r>
+              <w:rPr>
+                <w:lang w:val="en-US"/>
+              </w:rPr>
+              <w:t xml:space="preserve"> a </w:t>
+            </w:r>
+            <w:proofErr w:type="spellStart"/>
+            <w:r>
+              <w:rPr>
+                <w:lang w:val="en-US"/>
+              </w:rPr>
+              <w:t>fost</w:t>
+            </w:r>
+            <w:proofErr w:type="spellEnd"/>
+            <w:r>
+              <w:rPr>
+                <w:lang w:val="en-US"/>
+              </w:rPr>
+              <w:t xml:space="preserve"> pus pe </w:t>
+            </w:r>
+            <w:proofErr w:type="spellStart"/>
+            <w:r>
+              <w:rPr>
+                <w:lang w:val="en-US"/>
+              </w:rPr>
+              <w:t>pauza</w:t>
+            </w:r>
+            <w:proofErr w:type="spellEnd"/>
+            <w:r>
+              <w:rPr>
+                <w:lang w:val="en-US"/>
+              </w:rPr>
+              <w:t xml:space="preserve">. El </w:t>
+            </w:r>
+            <w:proofErr w:type="spellStart"/>
+            <w:r>
+              <w:rPr>
+                <w:lang w:val="en-US"/>
+              </w:rPr>
+              <w:t>ramane</w:t>
+            </w:r>
+            <w:proofErr w:type="spellEnd"/>
+            <w:r>
+              <w:rPr>
+                <w:lang w:val="en-US"/>
+              </w:rPr>
+              <w:t xml:space="preserve"> </w:t>
+            </w:r>
+            <w:proofErr w:type="spellStart"/>
+            <w:r>
+              <w:rPr>
+                <w:lang w:val="en-US"/>
+              </w:rPr>
+              <w:t>inghetat</w:t>
+            </w:r>
+            <w:proofErr w:type="spellEnd"/>
+            <w:r>
+              <w:rPr>
+                <w:lang w:val="en-US"/>
+              </w:rPr>
+              <w:t xml:space="preserve"> in </w:t>
+            </w:r>
+            <w:proofErr w:type="spellStart"/>
+            <w:r>
+              <w:rPr>
+                <w:lang w:val="en-US"/>
+              </w:rPr>
+              <w:t>memorie</w:t>
+            </w:r>
+            <w:proofErr w:type="spellEnd"/>
+            <w:r>
+              <w:rPr>
+                <w:lang w:val="en-US"/>
+              </w:rPr>
+              <w:t xml:space="preserve"> </w:t>
+            </w:r>
+            <w:proofErr w:type="spellStart"/>
+            <w:r>
+              <w:rPr>
+                <w:lang w:val="en-US"/>
+              </w:rPr>
+              <w:t>si</w:t>
+            </w:r>
+            <w:proofErr w:type="spellEnd"/>
+            <w:r>
+              <w:rPr>
+                <w:lang w:val="en-US"/>
+              </w:rPr>
+              <w:t xml:space="preserve"> nu </w:t>
+            </w:r>
+            <w:proofErr w:type="spellStart"/>
+            <w:r>
+              <w:rPr>
+                <w:lang w:val="en-US"/>
+              </w:rPr>
+              <w:t>mai</w:t>
+            </w:r>
+            <w:proofErr w:type="spellEnd"/>
+            <w:r>
+              <w:rPr>
+                <w:lang w:val="en-US"/>
+              </w:rPr>
+              <w:t xml:space="preserve"> face </w:t>
+            </w:r>
+            <w:proofErr w:type="spellStart"/>
+            <w:r>
+              <w:rPr>
+                <w:lang w:val="en-US"/>
+              </w:rPr>
+              <w:t>nimic</w:t>
+            </w:r>
+            <w:proofErr w:type="spellEnd"/>
+            <w:r>
+              <w:rPr>
+                <w:lang w:val="en-US"/>
+              </w:rPr>
+              <w:t xml:space="preserve"> </w:t>
+            </w:r>
+            <w:proofErr w:type="spellStart"/>
+            <w:r>
+              <w:rPr>
+                <w:lang w:val="en-US"/>
+              </w:rPr>
+              <w:t>iar</w:t>
+            </w:r>
+            <w:proofErr w:type="spellEnd"/>
+            <w:r>
+              <w:rPr>
+                <w:lang w:val="en-US"/>
+              </w:rPr>
+              <w:t xml:space="preserve"> </w:t>
+            </w:r>
+            <w:proofErr w:type="spellStart"/>
+            <w:r>
+              <w:rPr>
+                <w:lang w:val="en-US"/>
+              </w:rPr>
+              <w:t>terminalul</w:t>
+            </w:r>
+            <w:proofErr w:type="spellEnd"/>
+            <w:r>
+              <w:rPr>
+                <w:lang w:val="en-US"/>
+              </w:rPr>
+              <w:t xml:space="preserve"> ma </w:t>
+            </w:r>
+            <w:proofErr w:type="spellStart"/>
+            <w:r>
+              <w:rPr>
+                <w:lang w:val="en-US"/>
+              </w:rPr>
+              <w:t>lasa</w:t>
+            </w:r>
+            <w:proofErr w:type="spellEnd"/>
+            <w:r>
+              <w:rPr>
+                <w:lang w:val="en-US"/>
+              </w:rPr>
+              <w:t xml:space="preserve"> pe mine </w:t>
+            </w:r>
+            <w:proofErr w:type="spellStart"/>
+            <w:r>
+              <w:rPr>
+                <w:lang w:val="en-US"/>
+              </w:rPr>
+              <w:t>sa</w:t>
+            </w:r>
+            <w:proofErr w:type="spellEnd"/>
+            <w:r>
+              <w:rPr>
+                <w:lang w:val="en-US"/>
+              </w:rPr>
+              <w:t xml:space="preserve"> bag </w:t>
+            </w:r>
+            <w:proofErr w:type="spellStart"/>
+            <w:r>
+              <w:rPr>
+                <w:lang w:val="en-US"/>
+              </w:rPr>
+              <w:t>alte</w:t>
+            </w:r>
+            <w:proofErr w:type="spellEnd"/>
+            <w:r>
+              <w:rPr>
+                <w:lang w:val="en-US"/>
+              </w:rPr>
+              <w:t xml:space="preserve"> </w:t>
+            </w:r>
+            <w:proofErr w:type="spellStart"/>
+            <w:r>
+              <w:rPr>
+                <w:lang w:val="en-US"/>
+              </w:rPr>
+              <w:t>comenzi</w:t>
+            </w:r>
+            <w:proofErr w:type="spellEnd"/>
+            <w:r>
+              <w:rPr>
+                <w:lang w:val="en-US"/>
+              </w:rPr>
+              <w:t xml:space="preserve">. </w:t>
+            </w:r>
+            <w:proofErr w:type="spellStart"/>
+            <w:r>
+              <w:rPr>
+                <w:lang w:val="en-US"/>
+              </w:rPr>
+              <w:t>Procesul</w:t>
+            </w:r>
+            <w:proofErr w:type="spellEnd"/>
+            <w:r>
+              <w:rPr>
+                <w:lang w:val="en-US"/>
+              </w:rPr>
+              <w:t xml:space="preserve"> nu </w:t>
+            </w:r>
+            <w:proofErr w:type="spellStart"/>
+            <w:r>
+              <w:rPr>
+                <w:lang w:val="en-US"/>
+              </w:rPr>
+              <w:t>isi</w:t>
+            </w:r>
+            <w:proofErr w:type="spellEnd"/>
+            <w:r>
+              <w:rPr>
+                <w:lang w:val="en-US"/>
+              </w:rPr>
+              <w:t xml:space="preserve"> continua </w:t>
+            </w:r>
+            <w:proofErr w:type="spellStart"/>
+            <w:r>
+              <w:rPr>
+                <w:lang w:val="en-US"/>
+              </w:rPr>
+              <w:t>lucrul</w:t>
+            </w:r>
+            <w:proofErr w:type="spellEnd"/>
+            <w:r>
+              <w:rPr>
+                <w:lang w:val="en-US"/>
+              </w:rPr>
+              <w:t xml:space="preserve"> </w:t>
+            </w:r>
+            <w:proofErr w:type="spellStart"/>
+            <w:r>
+              <w:rPr>
+                <w:lang w:val="en-US"/>
+              </w:rPr>
+              <w:t>pana</w:t>
+            </w:r>
+            <w:proofErr w:type="spellEnd"/>
+            <w:r>
+              <w:rPr>
+                <w:lang w:val="en-US"/>
+              </w:rPr>
+              <w:t xml:space="preserve"> nu ii </w:t>
+            </w:r>
+            <w:proofErr w:type="spellStart"/>
+            <w:r>
+              <w:rPr>
+                <w:lang w:val="en-US"/>
+              </w:rPr>
+              <w:t>scriu</w:t>
+            </w:r>
+            <w:proofErr w:type="spellEnd"/>
+            <w:r>
+              <w:rPr>
+                <w:lang w:val="en-US"/>
+              </w:rPr>
+              <w:t xml:space="preserve"> </w:t>
+            </w:r>
+            <w:proofErr w:type="spellStart"/>
+            <w:r>
+              <w:rPr>
+                <w:lang w:val="en-US"/>
+              </w:rPr>
+              <w:t>fg</w:t>
+            </w:r>
+            <w:proofErr w:type="spellEnd"/>
+            <w:r>
+              <w:rPr>
+                <w:lang w:val="en-US"/>
+              </w:rPr>
+              <w:t xml:space="preserve"> ca </w:t>
+            </w:r>
+            <w:proofErr w:type="spellStart"/>
+            <w:r>
+              <w:rPr>
+                <w:lang w:val="en-US"/>
+              </w:rPr>
+              <w:t>sa</w:t>
+            </w:r>
+            <w:proofErr w:type="spellEnd"/>
+            <w:r>
+              <w:rPr>
+                <w:lang w:val="en-US"/>
+              </w:rPr>
+              <w:t xml:space="preserve"> il </w:t>
+            </w:r>
+            <w:proofErr w:type="spellStart"/>
+            <w:r>
+              <w:rPr>
+                <w:lang w:val="en-US"/>
+              </w:rPr>
+              <w:t>aduc</w:t>
+            </w:r>
+            <w:proofErr w:type="spellEnd"/>
+            <w:r>
+              <w:rPr>
+                <w:lang w:val="en-US"/>
+              </w:rPr>
+              <w:t xml:space="preserve"> </w:t>
+            </w:r>
+            <w:proofErr w:type="spellStart"/>
+            <w:r>
+              <w:rPr>
+                <w:lang w:val="en-US"/>
+              </w:rPr>
+              <w:t>inapoi</w:t>
+            </w:r>
+            <w:proofErr w:type="spellEnd"/>
+            <w:r>
+              <w:rPr>
+                <w:lang w:val="en-US"/>
+              </w:rPr>
+              <w:t xml:space="preserve"> in prim plan pe </w:t>
+            </w:r>
+            <w:proofErr w:type="spellStart"/>
+            <w:r>
+              <w:rPr>
+                <w:lang w:val="en-US"/>
+              </w:rPr>
+              <w:t>ecran</w:t>
             </w:r>
             <w:proofErr w:type="spellEnd"/>
             <w:r>
@@ -24645,112 +24925,14 @@
               <w:rPr>
                 <w:lang w:val="en-US"/>
               </w:rPr>
-              <w:t xml:space="preserve"> folder </w:t>
-            </w:r>
-            <w:proofErr w:type="spellStart"/>
-            <w:r>
-              <w:rPr>
-                <w:lang w:val="en-US"/>
-              </w:rPr>
-              <w:t>temporar</w:t>
-            </w:r>
-            <w:proofErr w:type="spellEnd"/>
-            <w:r>
-              <w:rPr>
-                <w:lang w:val="en-US"/>
-              </w:rPr>
-              <w:t xml:space="preserve"> </w:t>
-            </w:r>
-            <w:proofErr w:type="spellStart"/>
-            <w:r>
-              <w:rPr>
-                <w:lang w:val="en-US"/>
-              </w:rPr>
-              <w:t>în</w:t>
-            </w:r>
-            <w:proofErr w:type="spellEnd"/>
-            <w:r>
-              <w:rPr>
-                <w:lang w:val="en-US"/>
-              </w:rPr>
-              <w:t xml:space="preserve"> Linux </w:t>
-            </w:r>
-            <w:proofErr w:type="spellStart"/>
-            <w:r>
-              <w:rPr>
-                <w:lang w:val="en-US"/>
-              </w:rPr>
-              <w:t>unde</w:t>
-            </w:r>
-            <w:proofErr w:type="spellEnd"/>
-            <w:r>
-              <w:rPr>
-                <w:lang w:val="en-US"/>
-              </w:rPr>
-              <w:t xml:space="preserve"> </w:t>
-            </w:r>
-            <w:proofErr w:type="spellStart"/>
-            <w:r>
-              <w:rPr>
-                <w:lang w:val="en-US"/>
-              </w:rPr>
-              <w:t>trimiți</w:t>
-            </w:r>
-            <w:proofErr w:type="spellEnd"/>
-            <w:r>
-              <w:rPr>
-                <w:lang w:val="en-US"/>
-              </w:rPr>
-              <w:t xml:space="preserve"> </w:t>
-            </w:r>
-            <w:proofErr w:type="spellStart"/>
-            <w:r>
-              <w:rPr>
-                <w:lang w:val="en-US"/>
-              </w:rPr>
-              <w:t>mesajele</w:t>
-            </w:r>
-            <w:proofErr w:type="spellEnd"/>
-            <w:r>
-              <w:rPr>
-                <w:lang w:val="en-US"/>
-              </w:rPr>
-              <w:t xml:space="preserve"> </w:t>
-            </w:r>
-            <w:proofErr w:type="spellStart"/>
-            <w:r>
-              <w:rPr>
-                <w:lang w:val="en-US"/>
-              </w:rPr>
-              <w:t>și</w:t>
-            </w:r>
-            <w:proofErr w:type="spellEnd"/>
-            <w:r>
-              <w:rPr>
-                <w:lang w:val="en-US"/>
-              </w:rPr>
-              <w:t xml:space="preserve"> </w:t>
-            </w:r>
-            <w:proofErr w:type="spellStart"/>
-            <w:r>
-              <w:rPr>
-                <w:lang w:val="en-US"/>
-              </w:rPr>
-              <w:t>erorile</w:t>
-            </w:r>
-            <w:proofErr w:type="spellEnd"/>
-            <w:r>
-              <w:rPr>
-                <w:lang w:val="en-US"/>
-              </w:rPr>
-              <w:t xml:space="preserve"> de care nu ai </w:t>
-            </w:r>
-            <w:proofErr w:type="spellStart"/>
-            <w:r>
-              <w:rPr>
-                <w:lang w:val="en-US"/>
-              </w:rPr>
-              <w:t>nevoie</w:t>
+              <w:t xml:space="preserve"> </w:t>
+            </w:r>
+            <w:proofErr w:type="spellStart"/>
+            <w:r>
+              <w:rPr>
+                <w:lang w:val="en-US"/>
+              </w:rPr>
+              <w:t>bg</w:t>
             </w:r>
             <w:proofErr w:type="spellEnd"/>
             <w:r>
@@ -24764,14 +24946,42 @@
               <w:rPr>
                 <w:lang w:val="en-US"/>
               </w:rPr>
-              <w:t>să</w:t>
-            </w:r>
-            <w:proofErr w:type="spellEnd"/>
-            <w:r>
-              <w:rPr>
-                <w:lang w:val="en-US"/>
-              </w:rPr>
-              <w:t xml:space="preserve"> nu </w:t>
+              <w:t>sa</w:t>
+            </w:r>
+            <w:proofErr w:type="spellEnd"/>
+            <w:r>
+              <w:rPr>
+                <w:lang w:val="en-US"/>
+              </w:rPr>
+              <w:t xml:space="preserve"> il las </w:t>
+            </w:r>
+            <w:proofErr w:type="spellStart"/>
+            <w:r>
+              <w:rPr>
+                <w:lang w:val="en-US"/>
+              </w:rPr>
+              <w:t>sa</w:t>
+            </w:r>
+            <w:proofErr w:type="spellEnd"/>
+            <w:r>
+              <w:rPr>
+                <w:lang w:val="en-US"/>
+              </w:rPr>
+              <w:t xml:space="preserve"> </w:t>
+            </w:r>
+            <w:proofErr w:type="spellStart"/>
+            <w:r>
+              <w:rPr>
+                <w:lang w:val="en-US"/>
+              </w:rPr>
+              <w:t>mearga</w:t>
+            </w:r>
+            <w:proofErr w:type="spellEnd"/>
+            <w:r>
+              <w:rPr>
+                <w:lang w:val="en-US"/>
+              </w:rPr>
+              <w:t xml:space="preserve"> </w:t>
             </w:r>
             <w:proofErr w:type="spellStart"/>
             <w:r>
@@ -24792,350 +25002,14 @@
               <w:rPr>
                 <w:lang w:val="en-US"/>
               </w:rPr>
-              <w:t>apară</w:t>
-            </w:r>
-            <w:proofErr w:type="spellEnd"/>
-            <w:r>
-              <w:rPr>
-                <w:lang w:val="en-US"/>
-              </w:rPr>
-              <w:t xml:space="preserve"> pe </w:t>
-            </w:r>
-            <w:proofErr w:type="spellStart"/>
-            <w:r>
-              <w:rPr>
-                <w:lang w:val="en-US"/>
-              </w:rPr>
-              <w:t>ecran</w:t>
-            </w:r>
-            <w:proofErr w:type="spellEnd"/>
-            <w:r>
-              <w:rPr>
-                <w:lang w:val="en-US"/>
-              </w:rPr>
-              <w:t xml:space="preserve">. I se </w:t>
-            </w:r>
-            <w:proofErr w:type="spellStart"/>
-            <w:r>
-              <w:rPr>
-                <w:lang w:val="en-US"/>
-              </w:rPr>
-              <w:t>spune</w:t>
-            </w:r>
-            <w:proofErr w:type="spellEnd"/>
-            <w:r>
-              <w:rPr>
-                <w:lang w:val="en-US"/>
-              </w:rPr>
-              <w:t xml:space="preserve"> </w:t>
-            </w:r>
-            <w:proofErr w:type="spellStart"/>
-            <w:r>
-              <w:rPr>
-                <w:lang w:val="en-US"/>
-              </w:rPr>
-              <w:t>gaură</w:t>
-            </w:r>
-            <w:proofErr w:type="spellEnd"/>
-            <w:r>
-              <w:rPr>
-                <w:lang w:val="en-US"/>
-              </w:rPr>
-              <w:t xml:space="preserve"> </w:t>
-            </w:r>
-            <w:proofErr w:type="spellStart"/>
-            <w:r>
-              <w:rPr>
-                <w:lang w:val="en-US"/>
-              </w:rPr>
-              <w:t>neagră</w:t>
-            </w:r>
-            <w:proofErr w:type="spellEnd"/>
-            <w:r>
-              <w:rPr>
-                <w:lang w:val="en-US"/>
-              </w:rPr>
-              <w:t xml:space="preserve"> </w:t>
-            </w:r>
-            <w:proofErr w:type="spellStart"/>
-            <w:r>
-              <w:rPr>
-                <w:lang w:val="en-US"/>
-              </w:rPr>
-              <w:t>pentru</w:t>
-            </w:r>
-            <w:proofErr w:type="spellEnd"/>
-            <w:r>
-              <w:rPr>
-                <w:lang w:val="en-US"/>
-              </w:rPr>
-              <w:t xml:space="preserve"> </w:t>
-            </w:r>
-            <w:proofErr w:type="spellStart"/>
-            <w:r>
-              <w:rPr>
-                <w:lang w:val="en-US"/>
-              </w:rPr>
-              <w:t>că</w:t>
-            </w:r>
-            <w:proofErr w:type="spellEnd"/>
-            <w:r>
-              <w:rPr>
-                <w:lang w:val="en-US"/>
-              </w:rPr>
-              <w:t xml:space="preserve"> tot </w:t>
-            </w:r>
-            <w:proofErr w:type="spellStart"/>
-            <w:r>
-              <w:rPr>
-                <w:lang w:val="en-US"/>
-              </w:rPr>
-              <w:t>ce</w:t>
-            </w:r>
-            <w:proofErr w:type="spellEnd"/>
-            <w:r>
-              <w:rPr>
-                <w:lang w:val="en-US"/>
-              </w:rPr>
-              <w:t xml:space="preserve"> </w:t>
-            </w:r>
-            <w:proofErr w:type="spellStart"/>
-            <w:r>
-              <w:rPr>
-                <w:lang w:val="en-US"/>
-              </w:rPr>
-              <w:t>redirecționezi</w:t>
-            </w:r>
-            <w:proofErr w:type="spellEnd"/>
-            <w:r>
-              <w:rPr>
-                <w:lang w:val="en-US"/>
-              </w:rPr>
-              <w:t xml:space="preserve"> </w:t>
-            </w:r>
-            <w:proofErr w:type="spellStart"/>
-            <w:r>
-              <w:rPr>
-                <w:lang w:val="en-US"/>
-              </w:rPr>
-              <w:t>acolo</w:t>
-            </w:r>
-            <w:proofErr w:type="spellEnd"/>
-            <w:r>
-              <w:rPr>
-                <w:lang w:val="en-US"/>
-              </w:rPr>
-              <w:t xml:space="preserve"> </w:t>
-            </w:r>
-            <w:proofErr w:type="spellStart"/>
-            <w:r>
-              <w:rPr>
-                <w:lang w:val="en-US"/>
-              </w:rPr>
-              <w:t>rămâne</w:t>
-            </w:r>
-            <w:proofErr w:type="spellEnd"/>
-            <w:r>
-              <w:rPr>
-                <w:lang w:val="en-US"/>
-              </w:rPr>
-              <w:t xml:space="preserve"> </w:t>
-            </w:r>
-            <w:proofErr w:type="spellStart"/>
-            <w:r>
-              <w:rPr>
-                <w:lang w:val="en-US"/>
-              </w:rPr>
-              <w:t>salvat</w:t>
-            </w:r>
-            <w:proofErr w:type="spellEnd"/>
-            <w:r>
-              <w:rPr>
-                <w:lang w:val="en-US"/>
-              </w:rPr>
-              <w:t xml:space="preserve"> pe disc </w:t>
-            </w:r>
-            <w:proofErr w:type="spellStart"/>
-            <w:r>
-              <w:rPr>
-                <w:lang w:val="en-US"/>
-              </w:rPr>
-              <w:t>dar</w:t>
-            </w:r>
-            <w:proofErr w:type="spellEnd"/>
-            <w:r>
-              <w:rPr>
-                <w:lang w:val="en-US"/>
-              </w:rPr>
-              <w:t xml:space="preserve"> </w:t>
-            </w:r>
-            <w:proofErr w:type="spellStart"/>
-            <w:r>
-              <w:rPr>
-                <w:lang w:val="en-US"/>
-              </w:rPr>
-              <w:t>este</w:t>
-            </w:r>
-            <w:proofErr w:type="spellEnd"/>
-            <w:r>
-              <w:rPr>
-                <w:lang w:val="en-US"/>
-              </w:rPr>
-              <w:t xml:space="preserve"> </w:t>
-            </w:r>
-            <w:proofErr w:type="spellStart"/>
-            <w:r>
-              <w:rPr>
-                <w:lang w:val="en-US"/>
-              </w:rPr>
-              <w:t>ascuns</w:t>
-            </w:r>
-            <w:proofErr w:type="spellEnd"/>
-            <w:r>
-              <w:rPr>
-                <w:lang w:val="en-US"/>
-              </w:rPr>
-              <w:t xml:space="preserve"> de </w:t>
-            </w:r>
-            <w:proofErr w:type="spellStart"/>
-            <w:r>
-              <w:rPr>
-                <w:lang w:val="en-US"/>
-              </w:rPr>
-              <w:t>sistem</w:t>
-            </w:r>
-            <w:proofErr w:type="spellEnd"/>
-            <w:r>
-              <w:rPr>
-                <w:lang w:val="en-US"/>
-              </w:rPr>
-              <w:t xml:space="preserve"> </w:t>
-            </w:r>
-            <w:proofErr w:type="spellStart"/>
-            <w:r>
-              <w:rPr>
-                <w:lang w:val="en-US"/>
-              </w:rPr>
-              <w:t>și</w:t>
-            </w:r>
-            <w:proofErr w:type="spellEnd"/>
-            <w:r>
-              <w:rPr>
-                <w:lang w:val="en-US"/>
-              </w:rPr>
-              <w:t xml:space="preserve"> nu </w:t>
-            </w:r>
-            <w:proofErr w:type="spellStart"/>
-            <w:r>
-              <w:rPr>
-                <w:lang w:val="en-US"/>
-              </w:rPr>
-              <w:t>mai</w:t>
-            </w:r>
-            <w:proofErr w:type="spellEnd"/>
-            <w:r>
-              <w:rPr>
-                <w:lang w:val="en-US"/>
-              </w:rPr>
-              <w:t xml:space="preserve"> </w:t>
-            </w:r>
-            <w:proofErr w:type="spellStart"/>
-            <w:r>
-              <w:rPr>
-                <w:lang w:val="en-US"/>
-              </w:rPr>
-              <w:t>ocupă</w:t>
-            </w:r>
-            <w:proofErr w:type="spellEnd"/>
-            <w:r>
-              <w:rPr>
-                <w:lang w:val="en-US"/>
-              </w:rPr>
-              <w:t xml:space="preserve"> </w:t>
-            </w:r>
-            <w:proofErr w:type="spellStart"/>
-            <w:r>
-              <w:rPr>
-                <w:lang w:val="en-US"/>
-              </w:rPr>
-              <w:t>memorie</w:t>
-            </w:r>
-            <w:proofErr w:type="spellEnd"/>
-            <w:r>
-              <w:rPr>
-                <w:lang w:val="en-US"/>
-              </w:rPr>
-              <w:t xml:space="preserve"> RAM </w:t>
-            </w:r>
-            <w:proofErr w:type="spellStart"/>
-            <w:r>
-              <w:rPr>
-                <w:lang w:val="en-US"/>
-              </w:rPr>
-              <w:t>în</w:t>
-            </w:r>
-            <w:proofErr w:type="spellEnd"/>
-            <w:r>
-              <w:rPr>
-                <w:lang w:val="en-US"/>
-              </w:rPr>
-              <w:t xml:space="preserve"> </w:t>
-            </w:r>
-            <w:proofErr w:type="spellStart"/>
-            <w:r>
-              <w:rPr>
-                <w:lang w:val="en-US"/>
-              </w:rPr>
-              <w:t>timp</w:t>
-            </w:r>
-            <w:proofErr w:type="spellEnd"/>
-            <w:r>
-              <w:rPr>
-                <w:lang w:val="en-US"/>
-              </w:rPr>
-              <w:t xml:space="preserve"> </w:t>
-            </w:r>
-            <w:proofErr w:type="spellStart"/>
-            <w:r>
-              <w:rPr>
-                <w:lang w:val="en-US"/>
-              </w:rPr>
-              <w:t>ce</w:t>
-            </w:r>
-            <w:proofErr w:type="spellEnd"/>
-            <w:r>
-              <w:rPr>
-                <w:lang w:val="en-US"/>
-              </w:rPr>
-              <w:t xml:space="preserve"> </w:t>
-            </w:r>
-            <w:proofErr w:type="spellStart"/>
-            <w:r>
-              <w:rPr>
-                <w:lang w:val="en-US"/>
-              </w:rPr>
-              <w:t>rulează</w:t>
-            </w:r>
-            <w:proofErr w:type="spellEnd"/>
-            <w:r>
-              <w:rPr>
-                <w:lang w:val="en-US"/>
-              </w:rPr>
-              <w:t xml:space="preserve"> </w:t>
-            </w:r>
-            <w:proofErr w:type="spellStart"/>
-            <w:r>
-              <w:rPr>
-                <w:lang w:val="en-US"/>
-              </w:rPr>
-              <w:t>comanda</w:t>
-            </w:r>
-            <w:proofErr w:type="spellEnd"/>
-            <w:r>
-              <w:rPr>
-                <w:lang w:val="en-US"/>
-              </w:rPr>
-              <w:t>.</w:t>
+              <w:t>departe</w:t>
+            </w:r>
+            <w:proofErr w:type="spellEnd"/>
+            <w:r>
+              <w:rPr>
+                <w:lang w:val="en-US"/>
+              </w:rPr>
+              <w:t xml:space="preserve"> in fundal.</w:t>
             </w:r>
           </w:p>
         </w:tc>
@@ -25699,196 +25573,378 @@
               <w:rPr>
                 <w:lang w:val="en-US"/>
               </w:rPr>
-              <w:t xml:space="preserve">O </w:t>
-            </w:r>
-            <w:proofErr w:type="spellStart"/>
-            <w:r>
-              <w:rPr>
-                <w:lang w:val="en-US"/>
-              </w:rPr>
-              <w:t>variabilă</w:t>
-            </w:r>
-            <w:proofErr w:type="spellEnd"/>
-            <w:r>
-              <w:rPr>
-                <w:lang w:val="en-US"/>
-              </w:rPr>
-              <w:t xml:space="preserve"> de </w:t>
-            </w:r>
-            <w:proofErr w:type="spellStart"/>
-            <w:r>
-              <w:rPr>
-                <w:lang w:val="en-US"/>
-              </w:rPr>
-              <w:t>mediu</w:t>
-            </w:r>
-            <w:proofErr w:type="spellEnd"/>
-            <w:r>
-              <w:rPr>
-                <w:lang w:val="en-US"/>
-              </w:rPr>
-              <w:t xml:space="preserve"> </w:t>
-            </w:r>
-            <w:proofErr w:type="spellStart"/>
-            <w:r>
-              <w:rPr>
-                <w:lang w:val="en-US"/>
-              </w:rPr>
-              <w:t>este</w:t>
-            </w:r>
-            <w:proofErr w:type="spellEnd"/>
-            <w:r>
-              <w:rPr>
-                <w:lang w:val="en-US"/>
-              </w:rPr>
-              <w:t xml:space="preserve"> un </w:t>
-            </w:r>
-            <w:proofErr w:type="spellStart"/>
-            <w:r>
-              <w:rPr>
-                <w:lang w:val="en-US"/>
-              </w:rPr>
-              <w:t>fel</w:t>
-            </w:r>
-            <w:proofErr w:type="spellEnd"/>
-            <w:r>
-              <w:rPr>
-                <w:lang w:val="en-US"/>
-              </w:rPr>
-              <w:t xml:space="preserve"> de </w:t>
-            </w:r>
-            <w:proofErr w:type="spellStart"/>
-            <w:r>
-              <w:rPr>
-                <w:lang w:val="en-US"/>
-              </w:rPr>
-              <w:t>etichetă</w:t>
-            </w:r>
-            <w:proofErr w:type="spellEnd"/>
-            <w:r>
-              <w:rPr>
-                <w:lang w:val="en-US"/>
-              </w:rPr>
-              <w:t xml:space="preserve"> </w:t>
-            </w:r>
-            <w:proofErr w:type="spellStart"/>
-            <w:r>
-              <w:rPr>
-                <w:lang w:val="en-US"/>
-              </w:rPr>
-              <w:t>sau</w:t>
-            </w:r>
-            <w:proofErr w:type="spellEnd"/>
-            <w:r>
-              <w:rPr>
-                <w:lang w:val="en-US"/>
-              </w:rPr>
-              <w:t xml:space="preserve"> o </w:t>
-            </w:r>
-            <w:proofErr w:type="spellStart"/>
-            <w:r>
-              <w:rPr>
-                <w:lang w:val="en-US"/>
-              </w:rPr>
-              <w:t>valoare</w:t>
-            </w:r>
-            <w:proofErr w:type="spellEnd"/>
-            <w:r>
-              <w:rPr>
-                <w:lang w:val="en-US"/>
-              </w:rPr>
-              <w:t xml:space="preserve"> </w:t>
-            </w:r>
-            <w:proofErr w:type="spellStart"/>
-            <w:r>
-              <w:rPr>
-                <w:lang w:val="en-US"/>
-              </w:rPr>
-              <w:t>salvată</w:t>
-            </w:r>
-            <w:proofErr w:type="spellEnd"/>
-            <w:r>
-              <w:rPr>
-                <w:lang w:val="en-US"/>
-              </w:rPr>
-              <w:t xml:space="preserve"> </w:t>
-            </w:r>
-            <w:proofErr w:type="spellStart"/>
-            <w:r>
-              <w:rPr>
-                <w:lang w:val="en-US"/>
-              </w:rPr>
-              <w:t>în</w:t>
-            </w:r>
-            <w:proofErr w:type="spellEnd"/>
-            <w:r>
-              <w:rPr>
-                <w:lang w:val="en-US"/>
-              </w:rPr>
-              <w:t xml:space="preserve"> </w:t>
-            </w:r>
-            <w:proofErr w:type="spellStart"/>
-            <w:r>
-              <w:rPr>
-                <w:lang w:val="en-US"/>
-              </w:rPr>
-              <w:t>memorie</w:t>
-            </w:r>
-            <w:proofErr w:type="spellEnd"/>
-            <w:r>
-              <w:rPr>
-                <w:lang w:val="en-US"/>
-              </w:rPr>
-              <w:t xml:space="preserve"> la </w:t>
-            </w:r>
-            <w:proofErr w:type="spellStart"/>
-            <w:r>
-              <w:rPr>
-                <w:lang w:val="en-US"/>
-              </w:rPr>
-              <w:t>nivel</w:t>
-            </w:r>
-            <w:proofErr w:type="spellEnd"/>
-            <w:r>
-              <w:rPr>
-                <w:lang w:val="en-US"/>
-              </w:rPr>
-              <w:t xml:space="preserve"> de </w:t>
-            </w:r>
-            <w:proofErr w:type="spellStart"/>
-            <w:r>
-              <w:rPr>
-                <w:lang w:val="en-US"/>
-              </w:rPr>
-              <w:t>sistem</w:t>
-            </w:r>
-            <w:proofErr w:type="spellEnd"/>
-            <w:r>
-              <w:rPr>
-                <w:lang w:val="en-US"/>
-              </w:rPr>
-              <w:t xml:space="preserve"> pe care </w:t>
-            </w:r>
-            <w:proofErr w:type="spellStart"/>
-            <w:r>
-              <w:rPr>
-                <w:lang w:val="en-US"/>
-              </w:rPr>
-              <w:t>programele</w:t>
-            </w:r>
-            <w:proofErr w:type="spellEnd"/>
-            <w:r>
-              <w:rPr>
-                <w:lang w:val="en-US"/>
-              </w:rPr>
-              <w:t xml:space="preserve"> o pot </w:t>
-            </w:r>
-            <w:proofErr w:type="spellStart"/>
-            <w:r>
-              <w:rPr>
-                <w:lang w:val="en-US"/>
-              </w:rPr>
-              <w:t>citi</w:t>
+              <w:t xml:space="preserve">Un program </w:t>
+            </w:r>
+            <w:proofErr w:type="spellStart"/>
+            <w:r>
+              <w:rPr>
+                <w:lang w:val="en-US"/>
+              </w:rPr>
+              <w:t>obisnuit</w:t>
+            </w:r>
+            <w:proofErr w:type="spellEnd"/>
+            <w:r>
+              <w:rPr>
+                <w:lang w:val="en-US"/>
+              </w:rPr>
+              <w:t xml:space="preserve"> </w:t>
+            </w:r>
+            <w:proofErr w:type="spellStart"/>
+            <w:r>
+              <w:rPr>
+                <w:lang w:val="en-US"/>
+              </w:rPr>
+              <w:t>ruleaza</w:t>
+            </w:r>
+            <w:proofErr w:type="spellEnd"/>
+            <w:r>
+              <w:rPr>
+                <w:lang w:val="en-US"/>
+              </w:rPr>
+              <w:t xml:space="preserve"> </w:t>
+            </w:r>
+            <w:proofErr w:type="spellStart"/>
+            <w:r>
+              <w:rPr>
+                <w:lang w:val="en-US"/>
+              </w:rPr>
+              <w:t>mereu</w:t>
+            </w:r>
+            <w:proofErr w:type="spellEnd"/>
+            <w:r>
+              <w:rPr>
+                <w:lang w:val="en-US"/>
+              </w:rPr>
+              <w:t xml:space="preserve"> cu </w:t>
+            </w:r>
+            <w:proofErr w:type="spellStart"/>
+            <w:r>
+              <w:rPr>
+                <w:lang w:val="en-US"/>
+              </w:rPr>
+              <w:t>drepturile</w:t>
+            </w:r>
+            <w:proofErr w:type="spellEnd"/>
+            <w:r>
+              <w:rPr>
+                <w:lang w:val="en-US"/>
+              </w:rPr>
+              <w:t xml:space="preserve"> </w:t>
+            </w:r>
+            <w:proofErr w:type="spellStart"/>
+            <w:r>
+              <w:rPr>
+                <w:lang w:val="en-US"/>
+              </w:rPr>
+              <w:t>userului</w:t>
+            </w:r>
+            <w:proofErr w:type="spellEnd"/>
+            <w:r>
+              <w:rPr>
+                <w:lang w:val="en-US"/>
+              </w:rPr>
+              <w:t xml:space="preserve"> care l-a </w:t>
+            </w:r>
+            <w:proofErr w:type="spellStart"/>
+            <w:r>
+              <w:rPr>
+                <w:lang w:val="en-US"/>
+              </w:rPr>
+              <w:t>deschis</w:t>
+            </w:r>
+            <w:proofErr w:type="spellEnd"/>
+            <w:r>
+              <w:rPr>
+                <w:lang w:val="en-US"/>
+              </w:rPr>
+              <w:t xml:space="preserve"> </w:t>
+            </w:r>
+            <w:proofErr w:type="spellStart"/>
+            <w:r>
+              <w:rPr>
+                <w:lang w:val="en-US"/>
+              </w:rPr>
+              <w:t>adica</w:t>
+            </w:r>
+            <w:proofErr w:type="spellEnd"/>
+            <w:r>
+              <w:rPr>
+                <w:lang w:val="en-US"/>
+              </w:rPr>
+              <w:t xml:space="preserve"> </w:t>
+            </w:r>
+            <w:proofErr w:type="spellStart"/>
+            <w:r>
+              <w:rPr>
+                <w:lang w:val="en-US"/>
+              </w:rPr>
+              <w:t>drepturile</w:t>
+            </w:r>
+            <w:proofErr w:type="spellEnd"/>
+            <w:r>
+              <w:rPr>
+                <w:lang w:val="en-US"/>
+              </w:rPr>
+              <w:t xml:space="preserve"> mele de hacker. Dar cand ii </w:t>
+            </w:r>
+            <w:proofErr w:type="spellStart"/>
+            <w:r>
+              <w:rPr>
+                <w:lang w:val="en-US"/>
+              </w:rPr>
+              <w:t>pui</w:t>
+            </w:r>
+            <w:proofErr w:type="spellEnd"/>
+            <w:r>
+              <w:rPr>
+                <w:lang w:val="en-US"/>
+              </w:rPr>
+              <w:t xml:space="preserve"> </w:t>
+            </w:r>
+            <w:proofErr w:type="spellStart"/>
+            <w:r>
+              <w:rPr>
+                <w:lang w:val="en-US"/>
+              </w:rPr>
+              <w:t>bitul</w:t>
+            </w:r>
+            <w:proofErr w:type="spellEnd"/>
+            <w:r>
+              <w:rPr>
+                <w:lang w:val="en-US"/>
+              </w:rPr>
+              <w:t xml:space="preserve"> SUID </w:t>
+            </w:r>
+            <w:proofErr w:type="spellStart"/>
+            <w:r>
+              <w:rPr>
+                <w:lang w:val="en-US"/>
+              </w:rPr>
+              <w:t>programul</w:t>
+            </w:r>
+            <w:proofErr w:type="spellEnd"/>
+            <w:r>
+              <w:rPr>
+                <w:lang w:val="en-US"/>
+              </w:rPr>
+              <w:t xml:space="preserve"> </w:t>
+            </w:r>
+            <w:proofErr w:type="spellStart"/>
+            <w:r>
+              <w:rPr>
+                <w:lang w:val="en-US"/>
+              </w:rPr>
+              <w:t>imprumuta</w:t>
+            </w:r>
+            <w:proofErr w:type="spellEnd"/>
+            <w:r>
+              <w:rPr>
+                <w:lang w:val="en-US"/>
+              </w:rPr>
+              <w:t xml:space="preserve"> </w:t>
+            </w:r>
+            <w:proofErr w:type="spellStart"/>
+            <w:r>
+              <w:rPr>
+                <w:lang w:val="en-US"/>
+              </w:rPr>
+              <w:t>temporar</w:t>
+            </w:r>
+            <w:proofErr w:type="spellEnd"/>
+            <w:r>
+              <w:rPr>
+                <w:lang w:val="en-US"/>
+              </w:rPr>
+              <w:t xml:space="preserve"> </w:t>
+            </w:r>
+            <w:proofErr w:type="spellStart"/>
+            <w:r>
+              <w:rPr>
+                <w:lang w:val="en-US"/>
+              </w:rPr>
+              <w:t>identitatea</w:t>
+            </w:r>
+            <w:proofErr w:type="spellEnd"/>
+            <w:r>
+              <w:rPr>
+                <w:lang w:val="en-US"/>
+              </w:rPr>
+              <w:t xml:space="preserve"> </w:t>
+            </w:r>
+            <w:proofErr w:type="spellStart"/>
+            <w:r>
+              <w:rPr>
+                <w:lang w:val="en-US"/>
+              </w:rPr>
+              <w:t>si</w:t>
+            </w:r>
+            <w:proofErr w:type="spellEnd"/>
+            <w:r>
+              <w:rPr>
+                <w:lang w:val="en-US"/>
+              </w:rPr>
+              <w:t xml:space="preserve"> </w:t>
+            </w:r>
+            <w:proofErr w:type="spellStart"/>
+            <w:r>
+              <w:rPr>
+                <w:lang w:val="en-US"/>
+              </w:rPr>
+              <w:t>drepturile</w:t>
+            </w:r>
+            <w:proofErr w:type="spellEnd"/>
+            <w:r>
+              <w:rPr>
+                <w:lang w:val="en-US"/>
+              </w:rPr>
+              <w:t xml:space="preserve"> </w:t>
+            </w:r>
+            <w:proofErr w:type="spellStart"/>
+            <w:r>
+              <w:rPr>
+                <w:lang w:val="en-US"/>
+              </w:rPr>
+              <w:t>celui</w:t>
+            </w:r>
+            <w:proofErr w:type="spellEnd"/>
+            <w:r>
+              <w:rPr>
+                <w:lang w:val="en-US"/>
+              </w:rPr>
+              <w:t xml:space="preserve"> care </w:t>
+            </w:r>
+            <w:proofErr w:type="spellStart"/>
+            <w:r>
+              <w:rPr>
+                <w:lang w:val="en-US"/>
+              </w:rPr>
+              <w:t>detine</w:t>
+            </w:r>
+            <w:proofErr w:type="spellEnd"/>
+            <w:r>
+              <w:rPr>
+                <w:lang w:val="en-US"/>
+              </w:rPr>
+              <w:t xml:space="preserve"> </w:t>
+            </w:r>
+            <w:proofErr w:type="spellStart"/>
+            <w:r>
+              <w:rPr>
+                <w:lang w:val="en-US"/>
+              </w:rPr>
+              <w:t>fisierul</w:t>
+            </w:r>
+            <w:proofErr w:type="spellEnd"/>
+            <w:r>
+              <w:rPr>
+                <w:lang w:val="en-US"/>
+              </w:rPr>
+              <w:t xml:space="preserve"> </w:t>
+            </w:r>
+            <w:proofErr w:type="spellStart"/>
+            <w:r>
+              <w:rPr>
+                <w:lang w:val="en-US"/>
+              </w:rPr>
+              <w:t>executabil</w:t>
+            </w:r>
+            <w:proofErr w:type="spellEnd"/>
+            <w:r>
+              <w:rPr>
+                <w:lang w:val="en-US"/>
+              </w:rPr>
+              <w:t xml:space="preserve"> </w:t>
+            </w:r>
+            <w:proofErr w:type="spellStart"/>
+            <w:r>
+              <w:rPr>
+                <w:lang w:val="en-US"/>
+              </w:rPr>
+              <w:t>adica</w:t>
+            </w:r>
+            <w:proofErr w:type="spellEnd"/>
+            <w:r>
+              <w:rPr>
+                <w:lang w:val="en-US"/>
+              </w:rPr>
+              <w:t xml:space="preserve"> root. De </w:t>
+            </w:r>
+            <w:proofErr w:type="spellStart"/>
+            <w:r>
+              <w:rPr>
+                <w:lang w:val="en-US"/>
+              </w:rPr>
+              <w:t>asta</w:t>
+            </w:r>
+            <w:proofErr w:type="spellEnd"/>
+            <w:r>
+              <w:rPr>
+                <w:lang w:val="en-US"/>
+              </w:rPr>
+              <w:t xml:space="preserve"> a </w:t>
+            </w:r>
+            <w:proofErr w:type="spellStart"/>
+            <w:r>
+              <w:rPr>
+                <w:lang w:val="en-US"/>
+              </w:rPr>
+              <w:t>reusit</w:t>
+            </w:r>
+            <w:proofErr w:type="spellEnd"/>
+            <w:r>
+              <w:rPr>
+                <w:lang w:val="en-US"/>
+              </w:rPr>
+              <w:t xml:space="preserve"> </w:t>
+            </w:r>
+            <w:proofErr w:type="spellStart"/>
+            <w:r>
+              <w:rPr>
+                <w:lang w:val="en-US"/>
+              </w:rPr>
+              <w:t>sa</w:t>
+            </w:r>
+            <w:proofErr w:type="spellEnd"/>
+            <w:r>
+              <w:rPr>
+                <w:lang w:val="en-US"/>
+              </w:rPr>
+              <w:t xml:space="preserve"> </w:t>
+            </w:r>
+            <w:proofErr w:type="spellStart"/>
+            <w:r>
+              <w:rPr>
+                <w:lang w:val="en-US"/>
+              </w:rPr>
+              <w:t>citeasca</w:t>
+            </w:r>
+            <w:proofErr w:type="spellEnd"/>
+            <w:r>
+              <w:rPr>
+                <w:lang w:val="en-US"/>
+              </w:rPr>
+              <w:t xml:space="preserve"> </w:t>
+            </w:r>
+            <w:proofErr w:type="spellStart"/>
+            <w:r>
+              <w:rPr>
+                <w:lang w:val="en-US"/>
+              </w:rPr>
+              <w:t>flagul</w:t>
+            </w:r>
+            <w:proofErr w:type="spellEnd"/>
+            <w:r>
+              <w:rPr>
+                <w:lang w:val="en-US"/>
+              </w:rPr>
+              <w:t xml:space="preserve"> </w:t>
+            </w:r>
+            <w:proofErr w:type="spellStart"/>
+            <w:r>
+              <w:rPr>
+                <w:lang w:val="en-US"/>
+              </w:rPr>
+              <w:t>pentru</w:t>
             </w:r>
             <w:proofErr w:type="spellEnd"/>
             <w:r>
@@ -25902,483 +25958,119 @@
               <w:rPr>
                 <w:lang w:val="en-US"/>
               </w:rPr>
-              <w:t>să</w:t>
-            </w:r>
-            <w:proofErr w:type="spellEnd"/>
-            <w:r>
-              <w:rPr>
-                <w:lang w:val="en-US"/>
-              </w:rPr>
-              <w:t xml:space="preserve"> </w:t>
-            </w:r>
-            <w:proofErr w:type="spellStart"/>
-            <w:r>
-              <w:rPr>
-                <w:lang w:val="en-US"/>
-              </w:rPr>
-              <w:t>afle</w:t>
-            </w:r>
-            <w:proofErr w:type="spellEnd"/>
-            <w:r>
-              <w:rPr>
-                <w:lang w:val="en-US"/>
-              </w:rPr>
-              <w:t xml:space="preserve"> </w:t>
-            </w:r>
-            <w:proofErr w:type="spellStart"/>
-            <w:r>
-              <w:rPr>
-                <w:lang w:val="en-US"/>
-              </w:rPr>
-              <w:t>configurații</w:t>
-            </w:r>
-            <w:proofErr w:type="spellEnd"/>
-            <w:r>
-              <w:rPr>
-                <w:lang w:val="en-US"/>
-              </w:rPr>
-              <w:t xml:space="preserve"> cum </w:t>
-            </w:r>
-            <w:proofErr w:type="spellStart"/>
-            <w:r>
-              <w:rPr>
-                <w:lang w:val="en-US"/>
-              </w:rPr>
-              <w:t>ar</w:t>
-            </w:r>
-            <w:proofErr w:type="spellEnd"/>
-            <w:r>
-              <w:rPr>
-                <w:lang w:val="en-US"/>
-              </w:rPr>
-              <w:t xml:space="preserve"> fi </w:t>
-            </w:r>
-            <w:proofErr w:type="spellStart"/>
-            <w:r>
-              <w:rPr>
-                <w:lang w:val="en-US"/>
-              </w:rPr>
-              <w:t>calea</w:t>
-            </w:r>
-            <w:proofErr w:type="spellEnd"/>
-            <w:r>
-              <w:rPr>
-                <w:lang w:val="en-US"/>
-              </w:rPr>
-              <w:t xml:space="preserve"> </w:t>
-            </w:r>
-            <w:proofErr w:type="spellStart"/>
-            <w:r>
-              <w:rPr>
-                <w:lang w:val="en-US"/>
-              </w:rPr>
-              <w:t>către</w:t>
-            </w:r>
-            <w:proofErr w:type="spellEnd"/>
-            <w:r>
-              <w:rPr>
-                <w:lang w:val="en-US"/>
-              </w:rPr>
-              <w:t xml:space="preserve"> </w:t>
-            </w:r>
-            <w:proofErr w:type="spellStart"/>
-            <w:r>
-              <w:rPr>
-                <w:lang w:val="en-US"/>
-              </w:rPr>
-              <w:t>folderul</w:t>
-            </w:r>
-            <w:proofErr w:type="spellEnd"/>
-            <w:r>
-              <w:rPr>
-                <w:lang w:val="en-US"/>
-              </w:rPr>
-              <w:t xml:space="preserve"> personal </w:t>
-            </w:r>
-            <w:proofErr w:type="spellStart"/>
-            <w:r>
-              <w:rPr>
-                <w:lang w:val="en-US"/>
-              </w:rPr>
-              <w:t>sau</w:t>
-            </w:r>
-            <w:proofErr w:type="spellEnd"/>
-            <w:r>
-              <w:rPr>
-                <w:lang w:val="en-US"/>
-              </w:rPr>
-              <w:t xml:space="preserve"> </w:t>
-            </w:r>
-            <w:proofErr w:type="spellStart"/>
-            <w:r>
-              <w:rPr>
-                <w:lang w:val="en-US"/>
-              </w:rPr>
-              <w:t>limba</w:t>
-            </w:r>
-            <w:proofErr w:type="spellEnd"/>
-            <w:r>
-              <w:rPr>
-                <w:lang w:val="en-US"/>
-              </w:rPr>
-              <w:t xml:space="preserve"> </w:t>
-            </w:r>
-            <w:proofErr w:type="spellStart"/>
-            <w:r>
-              <w:rPr>
-                <w:lang w:val="en-US"/>
-              </w:rPr>
-              <w:t>sistemului</w:t>
-            </w:r>
-            <w:proofErr w:type="spellEnd"/>
-            <w:r>
-              <w:rPr>
-                <w:lang w:val="en-US"/>
-              </w:rPr>
-              <w:t xml:space="preserve">. </w:t>
-            </w:r>
-            <w:proofErr w:type="spellStart"/>
-            <w:r>
-              <w:rPr>
-                <w:lang w:val="en-US"/>
-              </w:rPr>
-              <w:t>Comanda</w:t>
-            </w:r>
-            <w:proofErr w:type="spellEnd"/>
-            <w:r>
-              <w:rPr>
-                <w:lang w:val="en-US"/>
-              </w:rPr>
-              <w:t xml:space="preserve"> env </w:t>
-            </w:r>
-            <w:proofErr w:type="spellStart"/>
-            <w:r>
-              <w:rPr>
-                <w:lang w:val="en-US"/>
-              </w:rPr>
-              <w:t>afișează</w:t>
-            </w:r>
-            <w:proofErr w:type="spellEnd"/>
-            <w:r>
-              <w:rPr>
-                <w:lang w:val="en-US"/>
-              </w:rPr>
-              <w:t xml:space="preserve"> o </w:t>
-            </w:r>
-            <w:proofErr w:type="spellStart"/>
-            <w:r>
-              <w:rPr>
-                <w:lang w:val="en-US"/>
-              </w:rPr>
-              <w:t>listă</w:t>
-            </w:r>
-            <w:proofErr w:type="spellEnd"/>
-            <w:r>
-              <w:rPr>
-                <w:lang w:val="en-US"/>
-              </w:rPr>
-              <w:t xml:space="preserve"> cu </w:t>
-            </w:r>
-            <w:proofErr w:type="spellStart"/>
-            <w:r>
-              <w:rPr>
-                <w:lang w:val="en-US"/>
-              </w:rPr>
-              <w:t>toate</w:t>
-            </w:r>
-            <w:proofErr w:type="spellEnd"/>
-            <w:r>
-              <w:rPr>
-                <w:lang w:val="en-US"/>
-              </w:rPr>
-              <w:t xml:space="preserve"> </w:t>
-            </w:r>
-            <w:proofErr w:type="spellStart"/>
-            <w:r>
-              <w:rPr>
-                <w:lang w:val="en-US"/>
-              </w:rPr>
-              <w:t>aceste</w:t>
-            </w:r>
-            <w:proofErr w:type="spellEnd"/>
-            <w:r>
-              <w:rPr>
-                <w:lang w:val="en-US"/>
-              </w:rPr>
-              <w:t xml:space="preserve"> </w:t>
-            </w:r>
-            <w:proofErr w:type="spellStart"/>
-            <w:r>
-              <w:rPr>
-                <w:lang w:val="en-US"/>
-              </w:rPr>
-              <w:t>variabile</w:t>
-            </w:r>
-            <w:proofErr w:type="spellEnd"/>
-            <w:r>
-              <w:rPr>
-                <w:lang w:val="en-US"/>
-              </w:rPr>
-              <w:t xml:space="preserve"> </w:t>
-            </w:r>
-            <w:proofErr w:type="spellStart"/>
-            <w:r>
-              <w:rPr>
-                <w:lang w:val="en-US"/>
-              </w:rPr>
-              <w:t>existente</w:t>
-            </w:r>
-            <w:proofErr w:type="spellEnd"/>
-            <w:r>
-              <w:rPr>
-                <w:lang w:val="en-US"/>
-              </w:rPr>
-              <w:t xml:space="preserve"> </w:t>
-            </w:r>
-            <w:proofErr w:type="spellStart"/>
-            <w:r>
-              <w:rPr>
-                <w:lang w:val="en-US"/>
-              </w:rPr>
-              <w:t>în</w:t>
-            </w:r>
-            <w:proofErr w:type="spellEnd"/>
-            <w:r>
-              <w:rPr>
-                <w:lang w:val="en-US"/>
-              </w:rPr>
-              <w:t xml:space="preserve"> </w:t>
-            </w:r>
-            <w:proofErr w:type="spellStart"/>
-            <w:r>
-              <w:rPr>
-                <w:lang w:val="en-US"/>
-              </w:rPr>
-              <w:t>sesiune</w:t>
-            </w:r>
-            <w:proofErr w:type="spellEnd"/>
-            <w:r>
-              <w:rPr>
-                <w:lang w:val="en-US"/>
-              </w:rPr>
-              <w:t xml:space="preserve">. </w:t>
-            </w:r>
-            <w:proofErr w:type="spellStart"/>
-            <w:r>
-              <w:rPr>
-                <w:lang w:val="en-US"/>
-              </w:rPr>
-              <w:t>Când</w:t>
-            </w:r>
-            <w:proofErr w:type="spellEnd"/>
-            <w:r>
-              <w:rPr>
-                <w:lang w:val="en-US"/>
-              </w:rPr>
-              <w:t xml:space="preserve"> </w:t>
-            </w:r>
-            <w:proofErr w:type="spellStart"/>
-            <w:r>
-              <w:rPr>
-                <w:lang w:val="en-US"/>
-              </w:rPr>
-              <w:t>deschizi</w:t>
-            </w:r>
-            <w:proofErr w:type="spellEnd"/>
-            <w:r>
-              <w:rPr>
-                <w:lang w:val="en-US"/>
-              </w:rPr>
-              <w:t xml:space="preserve"> un </w:t>
-            </w:r>
-            <w:proofErr w:type="spellStart"/>
-            <w:r>
-              <w:rPr>
-                <w:lang w:val="en-US"/>
-              </w:rPr>
-              <w:t>proces</w:t>
-            </w:r>
-            <w:proofErr w:type="spellEnd"/>
-            <w:r>
-              <w:rPr>
-                <w:lang w:val="en-US"/>
-              </w:rPr>
-              <w:t xml:space="preserve"> </w:t>
-            </w:r>
-            <w:proofErr w:type="spellStart"/>
-            <w:r>
-              <w:rPr>
-                <w:lang w:val="en-US"/>
-              </w:rPr>
-              <w:t>nou</w:t>
-            </w:r>
-            <w:proofErr w:type="spellEnd"/>
-            <w:r>
-              <w:rPr>
-                <w:lang w:val="en-US"/>
-              </w:rPr>
-              <w:t xml:space="preserve"> </w:t>
-            </w:r>
-            <w:proofErr w:type="spellStart"/>
-            <w:r>
-              <w:rPr>
-                <w:lang w:val="en-US"/>
-              </w:rPr>
-              <w:t>sau</w:t>
-            </w:r>
-            <w:proofErr w:type="spellEnd"/>
-            <w:r>
-              <w:rPr>
-                <w:lang w:val="en-US"/>
-              </w:rPr>
-              <w:t xml:space="preserve"> un program </w:t>
-            </w:r>
-            <w:proofErr w:type="spellStart"/>
-            <w:r>
-              <w:rPr>
-                <w:lang w:val="en-US"/>
-              </w:rPr>
-              <w:t>acesta</w:t>
-            </w:r>
-            <w:proofErr w:type="spellEnd"/>
-            <w:r>
-              <w:rPr>
-                <w:lang w:val="en-US"/>
-              </w:rPr>
-              <w:t xml:space="preserve"> </w:t>
-            </w:r>
-            <w:proofErr w:type="spellStart"/>
-            <w:r>
-              <w:rPr>
-                <w:lang w:val="en-US"/>
-              </w:rPr>
-              <w:t>moștenește</w:t>
-            </w:r>
-            <w:proofErr w:type="spellEnd"/>
-            <w:r>
-              <w:rPr>
-                <w:lang w:val="en-US"/>
-              </w:rPr>
-              <w:t xml:space="preserve"> o </w:t>
-            </w:r>
-            <w:proofErr w:type="spellStart"/>
-            <w:r>
-              <w:rPr>
-                <w:lang w:val="en-US"/>
-              </w:rPr>
-              <w:t>copie</w:t>
-            </w:r>
-            <w:proofErr w:type="spellEnd"/>
-            <w:r>
-              <w:rPr>
-                <w:lang w:val="en-US"/>
-              </w:rPr>
-              <w:t xml:space="preserve"> a </w:t>
-            </w:r>
-            <w:proofErr w:type="spellStart"/>
-            <w:r>
-              <w:rPr>
-                <w:lang w:val="en-US"/>
-              </w:rPr>
-              <w:t>variabilelor</w:t>
-            </w:r>
-            <w:proofErr w:type="spellEnd"/>
-            <w:r>
-              <w:rPr>
-                <w:lang w:val="en-US"/>
-              </w:rPr>
-              <w:t xml:space="preserve"> de </w:t>
-            </w:r>
-            <w:proofErr w:type="spellStart"/>
-            <w:r>
-              <w:rPr>
-                <w:lang w:val="en-US"/>
-              </w:rPr>
-              <w:t>mediu</w:t>
-            </w:r>
-            <w:proofErr w:type="spellEnd"/>
-            <w:r>
-              <w:rPr>
-                <w:lang w:val="en-US"/>
-              </w:rPr>
-              <w:t xml:space="preserve"> din </w:t>
-            </w:r>
-            <w:proofErr w:type="spellStart"/>
-            <w:r>
-              <w:rPr>
-                <w:lang w:val="en-US"/>
-              </w:rPr>
-              <w:t>procesul</w:t>
-            </w:r>
-            <w:proofErr w:type="spellEnd"/>
-            <w:r>
-              <w:rPr>
-                <w:lang w:val="en-US"/>
-              </w:rPr>
-              <w:t xml:space="preserve"> </w:t>
-            </w:r>
-            <w:proofErr w:type="spellStart"/>
-            <w:r>
-              <w:rPr>
-                <w:lang w:val="en-US"/>
-              </w:rPr>
-              <w:t>părinte</w:t>
-            </w:r>
-            <w:proofErr w:type="spellEnd"/>
-            <w:r>
-              <w:rPr>
-                <w:lang w:val="en-US"/>
-              </w:rPr>
-              <w:t xml:space="preserve"> </w:t>
-            </w:r>
-            <w:proofErr w:type="spellStart"/>
-            <w:r>
-              <w:rPr>
-                <w:lang w:val="en-US"/>
-              </w:rPr>
-              <w:t>adică</w:t>
-            </w:r>
-            <w:proofErr w:type="spellEnd"/>
-            <w:r>
-              <w:rPr>
-                <w:lang w:val="en-US"/>
-              </w:rPr>
-              <w:t xml:space="preserve"> din shell-</w:t>
-            </w:r>
-            <w:proofErr w:type="spellStart"/>
-            <w:r>
-              <w:rPr>
-                <w:lang w:val="en-US"/>
-              </w:rPr>
-              <w:t>ul</w:t>
-            </w:r>
-            <w:proofErr w:type="spellEnd"/>
-            <w:r>
-              <w:rPr>
-                <w:lang w:val="en-US"/>
-              </w:rPr>
-              <w:t xml:space="preserve"> din care a </w:t>
-            </w:r>
-            <w:proofErr w:type="spellStart"/>
-            <w:r>
-              <w:rPr>
-                <w:lang w:val="en-US"/>
-              </w:rPr>
-              <w:t>fost</w:t>
-            </w:r>
-            <w:proofErr w:type="spellEnd"/>
-            <w:r>
-              <w:rPr>
-                <w:lang w:val="en-US"/>
-              </w:rPr>
-              <w:t xml:space="preserve"> </w:t>
-            </w:r>
-            <w:proofErr w:type="spellStart"/>
-            <w:r>
-              <w:rPr>
-                <w:lang w:val="en-US"/>
-              </w:rPr>
-              <w:t>lansat</w:t>
+              <w:t>rula</w:t>
+            </w:r>
+            <w:proofErr w:type="spellEnd"/>
+            <w:r>
+              <w:rPr>
+                <w:lang w:val="en-US"/>
+              </w:rPr>
+              <w:t xml:space="preserve"> ca root </w:t>
+            </w:r>
+            <w:proofErr w:type="spellStart"/>
+            <w:r>
+              <w:rPr>
+                <w:lang w:val="en-US"/>
+              </w:rPr>
+              <w:t>si</w:t>
+            </w:r>
+            <w:proofErr w:type="spellEnd"/>
+            <w:r>
+              <w:rPr>
+                <w:lang w:val="en-US"/>
+              </w:rPr>
+              <w:t xml:space="preserve"> </w:t>
+            </w:r>
+            <w:proofErr w:type="spellStart"/>
+            <w:r>
+              <w:rPr>
+                <w:lang w:val="en-US"/>
+              </w:rPr>
+              <w:t>avea</w:t>
+            </w:r>
+            <w:proofErr w:type="spellEnd"/>
+            <w:r>
+              <w:rPr>
+                <w:lang w:val="en-US"/>
+              </w:rPr>
+              <w:t xml:space="preserve"> </w:t>
+            </w:r>
+            <w:proofErr w:type="spellStart"/>
+            <w:r>
+              <w:rPr>
+                <w:lang w:val="en-US"/>
+              </w:rPr>
+              <w:t>permisiunea</w:t>
+            </w:r>
+            <w:proofErr w:type="spellEnd"/>
+            <w:r>
+              <w:rPr>
+                <w:lang w:val="en-US"/>
+              </w:rPr>
+              <w:t xml:space="preserve"> </w:t>
+            </w:r>
+            <w:proofErr w:type="spellStart"/>
+            <w:r>
+              <w:rPr>
+                <w:lang w:val="en-US"/>
+              </w:rPr>
+              <w:t>necesara</w:t>
+            </w:r>
+            <w:proofErr w:type="spellEnd"/>
+            <w:r>
+              <w:rPr>
+                <w:lang w:val="en-US"/>
+              </w:rPr>
+              <w:t xml:space="preserve"> la care </w:t>
+            </w:r>
+            <w:proofErr w:type="spellStart"/>
+            <w:r>
+              <w:rPr>
+                <w:lang w:val="en-US"/>
+              </w:rPr>
+              <w:t>eu</w:t>
+            </w:r>
+            <w:proofErr w:type="spellEnd"/>
+            <w:r>
+              <w:rPr>
+                <w:lang w:val="en-US"/>
+              </w:rPr>
+              <w:t xml:space="preserve"> ca </w:t>
+            </w:r>
+            <w:proofErr w:type="spellStart"/>
+            <w:r>
+              <w:rPr>
+                <w:lang w:val="en-US"/>
+              </w:rPr>
+              <w:t>simplu</w:t>
+            </w:r>
+            <w:proofErr w:type="spellEnd"/>
+            <w:r>
+              <w:rPr>
+                <w:lang w:val="en-US"/>
+              </w:rPr>
+              <w:t xml:space="preserve"> user nu </w:t>
+            </w:r>
+            <w:proofErr w:type="spellStart"/>
+            <w:r>
+              <w:rPr>
+                <w:lang w:val="en-US"/>
+              </w:rPr>
+              <w:t>aveam</w:t>
+            </w:r>
+            <w:proofErr w:type="spellEnd"/>
+            <w:r>
+              <w:rPr>
+                <w:lang w:val="en-US"/>
+              </w:rPr>
+              <w:t xml:space="preserve"> </w:t>
+            </w:r>
+            <w:proofErr w:type="spellStart"/>
+            <w:r>
+              <w:rPr>
+                <w:lang w:val="en-US"/>
+              </w:rPr>
+              <w:t>acces</w:t>
             </w:r>
             <w:proofErr w:type="spellEnd"/>
             <w:r>
@@ -26419,15 +26111,15 @@
           <w:b/>
           <w:lang w:val="en-US"/>
         </w:rPr>
-        <w:t>20. Î</w:t>
-      </w:r>
-      <w:proofErr w:type="spellStart"/>
-      <w:r>
-        <w:rPr>
-          <w:b/>
-          <w:lang w:val="en-US"/>
-        </w:rPr>
-        <w:t>n</w:t>
+        <w:t xml:space="preserve">20. </w:t>
+      </w:r>
+      <w:proofErr w:type="spellStart"/>
+      <w:r>
+        <w:rPr>
+          <w:b/>
+          <w:lang w:val="en-US"/>
+        </w:rPr>
+        <w:t>În</w:t>
       </w:r>
       <w:proofErr w:type="spellEnd"/>
       <w:r>
@@ -26985,789 +26677,11 @@
                 <w:lang w:val="en-US"/>
               </w:rPr>
             </w:pPr>
-            <w:proofErr w:type="spellStart"/>
-            <w:r>
-              <w:rPr>
-                <w:lang w:val="en-US"/>
-              </w:rPr>
-              <w:t>Comanda</w:t>
-            </w:r>
-            <w:proofErr w:type="spellEnd"/>
-            <w:r>
-              <w:rPr>
-                <w:lang w:val="en-US"/>
-              </w:rPr>
-              <w:t xml:space="preserve"> </w:t>
-            </w:r>
-            <w:proofErr w:type="spellStart"/>
-            <w:r>
-              <w:rPr>
-                <w:lang w:val="en-US"/>
-              </w:rPr>
-              <w:t>chmod</w:t>
-            </w:r>
-            <w:proofErr w:type="spellEnd"/>
-            <w:r>
-              <w:rPr>
-                <w:lang w:val="en-US"/>
-              </w:rPr>
-              <w:t xml:space="preserve"> se </w:t>
-            </w:r>
-            <w:proofErr w:type="spellStart"/>
-            <w:r>
-              <w:rPr>
-                <w:lang w:val="en-US"/>
-              </w:rPr>
-              <w:t>folosește</w:t>
-            </w:r>
-            <w:proofErr w:type="spellEnd"/>
-            <w:r>
-              <w:rPr>
-                <w:lang w:val="en-US"/>
-              </w:rPr>
-              <w:t xml:space="preserve"> ca </w:t>
-            </w:r>
-            <w:proofErr w:type="spellStart"/>
-            <w:r>
-              <w:rPr>
-                <w:lang w:val="en-US"/>
-              </w:rPr>
-              <w:t>să</w:t>
-            </w:r>
-            <w:proofErr w:type="spellEnd"/>
-            <w:r>
-              <w:rPr>
-                <w:lang w:val="en-US"/>
-              </w:rPr>
-              <w:t xml:space="preserve"> </w:t>
-            </w:r>
-            <w:proofErr w:type="spellStart"/>
-            <w:r>
-              <w:rPr>
-                <w:lang w:val="en-US"/>
-              </w:rPr>
-              <w:t>schimbi</w:t>
-            </w:r>
-            <w:proofErr w:type="spellEnd"/>
-            <w:r>
-              <w:rPr>
-                <w:lang w:val="en-US"/>
-              </w:rPr>
-              <w:t xml:space="preserve"> </w:t>
-            </w:r>
-            <w:proofErr w:type="spellStart"/>
-            <w:r>
-              <w:rPr>
-                <w:lang w:val="en-US"/>
-              </w:rPr>
-              <w:t>permisiunile</w:t>
-            </w:r>
-            <w:proofErr w:type="spellEnd"/>
-            <w:r>
-              <w:rPr>
-                <w:lang w:val="en-US"/>
-              </w:rPr>
-              <w:t xml:space="preserve"> la un </w:t>
-            </w:r>
-            <w:proofErr w:type="spellStart"/>
-            <w:r>
-              <w:rPr>
-                <w:lang w:val="en-US"/>
-              </w:rPr>
-              <w:t>fișier</w:t>
-            </w:r>
-            <w:proofErr w:type="spellEnd"/>
-            <w:r>
-              <w:rPr>
-                <w:lang w:val="en-US"/>
-              </w:rPr>
-              <w:t xml:space="preserve"> </w:t>
-            </w:r>
-            <w:proofErr w:type="spellStart"/>
-            <w:r>
-              <w:rPr>
-                <w:lang w:val="en-US"/>
-              </w:rPr>
-              <w:t>adică</w:t>
-            </w:r>
-            <w:proofErr w:type="spellEnd"/>
-            <w:r>
-              <w:rPr>
-                <w:lang w:val="en-US"/>
-              </w:rPr>
-              <w:t xml:space="preserve"> cine are </w:t>
-            </w:r>
-            <w:proofErr w:type="spellStart"/>
-            <w:r>
-              <w:rPr>
-                <w:lang w:val="en-US"/>
-              </w:rPr>
-              <w:t>voie</w:t>
-            </w:r>
-            <w:proofErr w:type="spellEnd"/>
-            <w:r>
-              <w:rPr>
-                <w:lang w:val="en-US"/>
-              </w:rPr>
-              <w:t xml:space="preserve"> </w:t>
-            </w:r>
-            <w:proofErr w:type="spellStart"/>
-            <w:r>
-              <w:rPr>
-                <w:lang w:val="en-US"/>
-              </w:rPr>
-              <w:t>să</w:t>
-            </w:r>
-            <w:proofErr w:type="spellEnd"/>
-            <w:r>
-              <w:rPr>
-                <w:lang w:val="en-US"/>
-              </w:rPr>
-              <w:t xml:space="preserve"> </w:t>
-            </w:r>
-            <w:proofErr w:type="spellStart"/>
-            <w:r>
-              <w:rPr>
-                <w:lang w:val="en-US"/>
-              </w:rPr>
-              <w:t>îl</w:t>
-            </w:r>
-            <w:proofErr w:type="spellEnd"/>
-            <w:r>
-              <w:rPr>
-                <w:lang w:val="en-US"/>
-              </w:rPr>
-              <w:t xml:space="preserve"> </w:t>
-            </w:r>
-            <w:proofErr w:type="spellStart"/>
-            <w:r>
-              <w:rPr>
-                <w:lang w:val="en-US"/>
-              </w:rPr>
-              <w:t>deschidă</w:t>
-            </w:r>
-            <w:proofErr w:type="spellEnd"/>
-            <w:r>
-              <w:rPr>
-                <w:lang w:val="en-US"/>
-              </w:rPr>
-              <w:t xml:space="preserve"> </w:t>
-            </w:r>
-            <w:proofErr w:type="spellStart"/>
-            <w:r>
-              <w:rPr>
-                <w:lang w:val="en-US"/>
-              </w:rPr>
-              <w:t>sau</w:t>
-            </w:r>
-            <w:proofErr w:type="spellEnd"/>
-            <w:r>
-              <w:rPr>
-                <w:lang w:val="en-US"/>
-              </w:rPr>
-              <w:t xml:space="preserve"> </w:t>
-            </w:r>
-            <w:proofErr w:type="spellStart"/>
-            <w:r>
-              <w:rPr>
-                <w:lang w:val="en-US"/>
-              </w:rPr>
-              <w:t>să</w:t>
-            </w:r>
-            <w:proofErr w:type="spellEnd"/>
-            <w:r>
-              <w:rPr>
-                <w:lang w:val="en-US"/>
-              </w:rPr>
-              <w:t xml:space="preserve"> </w:t>
-            </w:r>
-            <w:proofErr w:type="spellStart"/>
-            <w:r>
-              <w:rPr>
-                <w:lang w:val="en-US"/>
-              </w:rPr>
-              <w:t>îl</w:t>
-            </w:r>
-            <w:proofErr w:type="spellEnd"/>
-            <w:r>
-              <w:rPr>
-                <w:lang w:val="en-US"/>
-              </w:rPr>
-              <w:t xml:space="preserve"> </w:t>
-            </w:r>
-            <w:proofErr w:type="spellStart"/>
-            <w:r>
-              <w:rPr>
-                <w:lang w:val="en-US"/>
-              </w:rPr>
-              <w:t>editeze</w:t>
-            </w:r>
-            <w:proofErr w:type="spellEnd"/>
-            <w:r>
-              <w:rPr>
-                <w:lang w:val="en-US"/>
-              </w:rPr>
-              <w:t xml:space="preserve">. Cele </w:t>
-            </w:r>
-            <w:proofErr w:type="spellStart"/>
-            <w:r>
-              <w:rPr>
-                <w:lang w:val="en-US"/>
-              </w:rPr>
-              <w:t>trei</w:t>
-            </w:r>
-            <w:proofErr w:type="spellEnd"/>
-            <w:r>
-              <w:rPr>
-                <w:lang w:val="en-US"/>
-              </w:rPr>
-              <w:t xml:space="preserve"> </w:t>
-            </w:r>
-            <w:proofErr w:type="spellStart"/>
-            <w:r>
-              <w:rPr>
-                <w:lang w:val="en-US"/>
-              </w:rPr>
-              <w:t>cifre</w:t>
-            </w:r>
-            <w:proofErr w:type="spellEnd"/>
-            <w:r>
-              <w:rPr>
-                <w:lang w:val="en-US"/>
-              </w:rPr>
-              <w:t xml:space="preserve"> din </w:t>
-            </w:r>
-            <w:proofErr w:type="spellStart"/>
-            <w:r>
-              <w:rPr>
-                <w:lang w:val="en-US"/>
-              </w:rPr>
-              <w:t>notație</w:t>
-            </w:r>
-            <w:proofErr w:type="spellEnd"/>
-            <w:r>
-              <w:rPr>
-                <w:lang w:val="en-US"/>
-              </w:rPr>
-              <w:t xml:space="preserve"> sunt 4 </w:t>
-            </w:r>
-            <w:proofErr w:type="spellStart"/>
-            <w:r>
-              <w:rPr>
-                <w:lang w:val="en-US"/>
-              </w:rPr>
-              <w:t>pentru</w:t>
-            </w:r>
-            <w:proofErr w:type="spellEnd"/>
-            <w:r>
-              <w:rPr>
-                <w:lang w:val="en-US"/>
-              </w:rPr>
-              <w:t xml:space="preserve"> </w:t>
-            </w:r>
-            <w:proofErr w:type="spellStart"/>
-            <w:r>
-              <w:rPr>
-                <w:lang w:val="en-US"/>
-              </w:rPr>
-              <w:t>citire</w:t>
-            </w:r>
-            <w:proofErr w:type="spellEnd"/>
-            <w:r>
-              <w:rPr>
-                <w:lang w:val="en-US"/>
-              </w:rPr>
-              <w:t xml:space="preserve"> 2 </w:t>
-            </w:r>
-            <w:proofErr w:type="spellStart"/>
-            <w:r>
-              <w:rPr>
-                <w:lang w:val="en-US"/>
-              </w:rPr>
-              <w:t>pentru</w:t>
-            </w:r>
-            <w:proofErr w:type="spellEnd"/>
-            <w:r>
-              <w:rPr>
-                <w:lang w:val="en-US"/>
-              </w:rPr>
-              <w:t xml:space="preserve"> </w:t>
-            </w:r>
-            <w:proofErr w:type="spellStart"/>
-            <w:r>
-              <w:rPr>
-                <w:lang w:val="en-US"/>
-              </w:rPr>
-              <w:t>scriere</w:t>
-            </w:r>
-            <w:proofErr w:type="spellEnd"/>
-            <w:r>
-              <w:rPr>
-                <w:lang w:val="en-US"/>
-              </w:rPr>
-              <w:t xml:space="preserve"> </w:t>
-            </w:r>
-            <w:proofErr w:type="spellStart"/>
-            <w:r>
-              <w:rPr>
-                <w:lang w:val="en-US"/>
-              </w:rPr>
-              <w:t>și</w:t>
-            </w:r>
-            <w:proofErr w:type="spellEnd"/>
-            <w:r>
-              <w:rPr>
-                <w:lang w:val="en-US"/>
-              </w:rPr>
-              <w:t xml:space="preserve"> 1 </w:t>
-            </w:r>
-            <w:proofErr w:type="spellStart"/>
-            <w:r>
-              <w:rPr>
-                <w:lang w:val="en-US"/>
-              </w:rPr>
-              <w:t>pentru</w:t>
-            </w:r>
-            <w:proofErr w:type="spellEnd"/>
-            <w:r>
-              <w:rPr>
-                <w:lang w:val="en-US"/>
-              </w:rPr>
-              <w:t xml:space="preserve"> </w:t>
-            </w:r>
-            <w:proofErr w:type="spellStart"/>
-            <w:r>
-              <w:rPr>
-                <w:lang w:val="en-US"/>
-              </w:rPr>
-              <w:t>executare</w:t>
-            </w:r>
-            <w:proofErr w:type="spellEnd"/>
-            <w:r>
-              <w:rPr>
-                <w:lang w:val="en-US"/>
-              </w:rPr>
-              <w:t xml:space="preserve">. De </w:t>
-            </w:r>
-            <w:proofErr w:type="spellStart"/>
-            <w:r>
-              <w:rPr>
-                <w:lang w:val="en-US"/>
-              </w:rPr>
-              <w:t>exemplu</w:t>
-            </w:r>
-            <w:proofErr w:type="spellEnd"/>
-            <w:r>
-              <w:rPr>
-                <w:lang w:val="en-US"/>
-              </w:rPr>
-              <w:t xml:space="preserve"> la 755 </w:t>
-            </w:r>
-            <w:proofErr w:type="spellStart"/>
-            <w:r>
-              <w:rPr>
-                <w:lang w:val="en-US"/>
-              </w:rPr>
-              <w:t>aduni</w:t>
-            </w:r>
-            <w:proofErr w:type="spellEnd"/>
-            <w:r>
-              <w:rPr>
-                <w:lang w:val="en-US"/>
-              </w:rPr>
-              <w:t xml:space="preserve"> </w:t>
-            </w:r>
-            <w:proofErr w:type="spellStart"/>
-            <w:r>
-              <w:rPr>
-                <w:lang w:val="en-US"/>
-              </w:rPr>
-              <w:t>cifrele</w:t>
-            </w:r>
-            <w:proofErr w:type="spellEnd"/>
-            <w:r>
-              <w:rPr>
-                <w:lang w:val="en-US"/>
-              </w:rPr>
-              <w:t xml:space="preserve"> </w:t>
-            </w:r>
-            <w:proofErr w:type="spellStart"/>
-            <w:r>
-              <w:rPr>
-                <w:lang w:val="en-US"/>
-              </w:rPr>
-              <w:t>și</w:t>
-            </w:r>
-            <w:proofErr w:type="spellEnd"/>
-            <w:r>
-              <w:rPr>
-                <w:lang w:val="en-US"/>
-              </w:rPr>
-              <w:t xml:space="preserve"> vine 4 plus 2 </w:t>
-            </w:r>
-            <w:proofErr w:type="spellStart"/>
-            <w:r>
-              <w:rPr>
-                <w:lang w:val="en-US"/>
-              </w:rPr>
-              <w:t>adică</w:t>
-            </w:r>
-            <w:proofErr w:type="spellEnd"/>
-            <w:r>
-              <w:rPr>
-                <w:lang w:val="en-US"/>
-              </w:rPr>
-              <w:t xml:space="preserve"> 6 </w:t>
-            </w:r>
-            <w:proofErr w:type="spellStart"/>
-            <w:r>
-              <w:rPr>
-                <w:lang w:val="en-US"/>
-              </w:rPr>
-              <w:t>pentru</w:t>
-            </w:r>
-            <w:proofErr w:type="spellEnd"/>
-            <w:r>
-              <w:rPr>
-                <w:lang w:val="en-US"/>
-              </w:rPr>
-              <w:t xml:space="preserve"> </w:t>
-            </w:r>
-            <w:proofErr w:type="spellStart"/>
-            <w:r>
-              <w:rPr>
-                <w:lang w:val="en-US"/>
-              </w:rPr>
-              <w:t>proprietar</w:t>
-            </w:r>
-            <w:proofErr w:type="spellEnd"/>
-            <w:r>
-              <w:rPr>
-                <w:lang w:val="en-US"/>
-              </w:rPr>
-              <w:t xml:space="preserve"> </w:t>
-            </w:r>
-            <w:proofErr w:type="spellStart"/>
-            <w:r>
-              <w:rPr>
-                <w:lang w:val="en-US"/>
-              </w:rPr>
-              <w:t>și</w:t>
-            </w:r>
-            <w:proofErr w:type="spellEnd"/>
-            <w:r>
-              <w:rPr>
-                <w:lang w:val="en-US"/>
-              </w:rPr>
-              <w:t xml:space="preserve"> 5 </w:t>
-            </w:r>
-            <w:proofErr w:type="spellStart"/>
-            <w:r>
-              <w:rPr>
-                <w:lang w:val="en-US"/>
-              </w:rPr>
-              <w:t>pentru</w:t>
-            </w:r>
-            <w:proofErr w:type="spellEnd"/>
-            <w:r>
-              <w:rPr>
-                <w:lang w:val="en-US"/>
-              </w:rPr>
-              <w:t xml:space="preserve"> </w:t>
-            </w:r>
-            <w:proofErr w:type="spellStart"/>
-            <w:r>
-              <w:rPr>
-                <w:lang w:val="en-US"/>
-              </w:rPr>
-              <w:t>ceilalți</w:t>
-            </w:r>
-            <w:proofErr w:type="spellEnd"/>
-            <w:r>
-              <w:rPr>
-                <w:lang w:val="en-US"/>
-              </w:rPr>
-              <w:t xml:space="preserve"> </w:t>
-            </w:r>
-            <w:proofErr w:type="spellStart"/>
-            <w:r>
-              <w:rPr>
-                <w:lang w:val="en-US"/>
-              </w:rPr>
-              <w:t>adică</w:t>
-            </w:r>
-            <w:proofErr w:type="spellEnd"/>
-            <w:r>
-              <w:rPr>
-                <w:lang w:val="en-US"/>
-              </w:rPr>
-              <w:t xml:space="preserve"> </w:t>
-            </w:r>
-            <w:proofErr w:type="spellStart"/>
-            <w:r>
-              <w:rPr>
-                <w:lang w:val="en-US"/>
-              </w:rPr>
-              <w:t>doar</w:t>
-            </w:r>
-            <w:proofErr w:type="spellEnd"/>
-            <w:r>
-              <w:rPr>
-                <w:lang w:val="en-US"/>
-              </w:rPr>
-              <w:t xml:space="preserve"> </w:t>
-            </w:r>
-            <w:proofErr w:type="spellStart"/>
-            <w:r>
-              <w:rPr>
-                <w:lang w:val="en-US"/>
-              </w:rPr>
-              <w:t>citire</w:t>
-            </w:r>
-            <w:proofErr w:type="spellEnd"/>
-            <w:r>
-              <w:rPr>
-                <w:lang w:val="en-US"/>
-              </w:rPr>
-              <w:t xml:space="preserve">. La 644 prima </w:t>
-            </w:r>
-            <w:proofErr w:type="spellStart"/>
-            <w:r>
-              <w:rPr>
-                <w:lang w:val="en-US"/>
-              </w:rPr>
-              <w:t>cifră</w:t>
-            </w:r>
-            <w:proofErr w:type="spellEnd"/>
-            <w:r>
-              <w:rPr>
-                <w:lang w:val="en-US"/>
-              </w:rPr>
-              <w:t xml:space="preserve"> </w:t>
-            </w:r>
-            <w:proofErr w:type="spellStart"/>
-            <w:r>
-              <w:rPr>
-                <w:lang w:val="en-US"/>
-              </w:rPr>
-              <w:t>înseamnă</w:t>
-            </w:r>
-            <w:proofErr w:type="spellEnd"/>
-            <w:r>
-              <w:rPr>
-                <w:lang w:val="en-US"/>
-              </w:rPr>
-              <w:t xml:space="preserve"> </w:t>
-            </w:r>
-            <w:proofErr w:type="spellStart"/>
-            <w:r>
-              <w:rPr>
-                <w:lang w:val="en-US"/>
-              </w:rPr>
-              <w:t>că</w:t>
-            </w:r>
-            <w:proofErr w:type="spellEnd"/>
-            <w:r>
-              <w:rPr>
-                <w:lang w:val="en-US"/>
-              </w:rPr>
-              <w:t xml:space="preserve"> </w:t>
-            </w:r>
-            <w:proofErr w:type="spellStart"/>
-            <w:r>
-              <w:rPr>
-                <w:lang w:val="en-US"/>
-              </w:rPr>
-              <w:t>proprietarul</w:t>
-            </w:r>
-            <w:proofErr w:type="spellEnd"/>
-            <w:r>
-              <w:rPr>
-                <w:lang w:val="en-US"/>
-              </w:rPr>
-              <w:t xml:space="preserve"> are </w:t>
-            </w:r>
-            <w:proofErr w:type="spellStart"/>
-            <w:r>
-              <w:rPr>
-                <w:lang w:val="en-US"/>
-              </w:rPr>
-              <w:t>voie</w:t>
-            </w:r>
-            <w:proofErr w:type="spellEnd"/>
-            <w:r>
-              <w:rPr>
-                <w:lang w:val="en-US"/>
-              </w:rPr>
-              <w:t xml:space="preserve"> </w:t>
-            </w:r>
-            <w:proofErr w:type="spellStart"/>
-            <w:r>
-              <w:rPr>
-                <w:lang w:val="en-US"/>
-              </w:rPr>
-              <w:t>doar</w:t>
-            </w:r>
-            <w:proofErr w:type="spellEnd"/>
-            <w:r>
-              <w:rPr>
-                <w:lang w:val="en-US"/>
-              </w:rPr>
-              <w:t xml:space="preserve"> </w:t>
-            </w:r>
-            <w:proofErr w:type="spellStart"/>
-            <w:r>
-              <w:rPr>
-                <w:lang w:val="en-US"/>
-              </w:rPr>
-              <w:t>să</w:t>
-            </w:r>
-            <w:proofErr w:type="spellEnd"/>
-            <w:r>
-              <w:rPr>
-                <w:lang w:val="en-US"/>
-              </w:rPr>
-              <w:t xml:space="preserve"> </w:t>
-            </w:r>
-            <w:proofErr w:type="spellStart"/>
-            <w:r>
-              <w:rPr>
-                <w:lang w:val="en-US"/>
-              </w:rPr>
-              <w:t>scrie</w:t>
-            </w:r>
-            <w:proofErr w:type="spellEnd"/>
-            <w:r>
-              <w:rPr>
-                <w:lang w:val="en-US"/>
-              </w:rPr>
-              <w:t xml:space="preserve"> </w:t>
-            </w:r>
-            <w:proofErr w:type="spellStart"/>
-            <w:r>
-              <w:rPr>
-                <w:lang w:val="en-US"/>
-              </w:rPr>
-              <w:t>iar</w:t>
-            </w:r>
-            <w:proofErr w:type="spellEnd"/>
-            <w:r>
-              <w:rPr>
-                <w:lang w:val="en-US"/>
-              </w:rPr>
-              <w:t xml:space="preserve"> </w:t>
-            </w:r>
-            <w:proofErr w:type="spellStart"/>
-            <w:r>
-              <w:rPr>
-                <w:lang w:val="en-US"/>
-              </w:rPr>
-              <w:t>celelalte</w:t>
-            </w:r>
-            <w:proofErr w:type="spellEnd"/>
-            <w:r>
-              <w:rPr>
-                <w:lang w:val="en-US"/>
-              </w:rPr>
-              <w:t xml:space="preserve"> </w:t>
-            </w:r>
-            <w:proofErr w:type="spellStart"/>
-            <w:r>
-              <w:rPr>
-                <w:lang w:val="en-US"/>
-              </w:rPr>
-              <w:t>cifre</w:t>
-            </w:r>
-            <w:proofErr w:type="spellEnd"/>
-            <w:r>
-              <w:rPr>
-                <w:lang w:val="en-US"/>
-              </w:rPr>
-              <w:t xml:space="preserve"> de 4 </w:t>
-            </w:r>
-            <w:proofErr w:type="spellStart"/>
-            <w:r>
-              <w:rPr>
-                <w:lang w:val="en-US"/>
-              </w:rPr>
-              <w:t>înseamnă</w:t>
-            </w:r>
-            <w:proofErr w:type="spellEnd"/>
-            <w:r>
-              <w:rPr>
-                <w:lang w:val="en-US"/>
-              </w:rPr>
-              <w:t xml:space="preserve"> </w:t>
-            </w:r>
-            <w:proofErr w:type="spellStart"/>
-            <w:r>
-              <w:rPr>
-                <w:lang w:val="en-US"/>
-              </w:rPr>
-              <w:t>că</w:t>
-            </w:r>
-            <w:proofErr w:type="spellEnd"/>
-            <w:r>
-              <w:rPr>
-                <w:lang w:val="en-US"/>
-              </w:rPr>
-              <w:t xml:space="preserve"> </w:t>
-            </w:r>
-            <w:proofErr w:type="spellStart"/>
-            <w:r>
-              <w:rPr>
-                <w:lang w:val="en-US"/>
-              </w:rPr>
-              <w:t>restul</w:t>
-            </w:r>
-            <w:proofErr w:type="spellEnd"/>
-            <w:r>
-              <w:rPr>
-                <w:lang w:val="en-US"/>
-              </w:rPr>
-              <w:t xml:space="preserve"> pot </w:t>
-            </w:r>
-            <w:proofErr w:type="spellStart"/>
-            <w:r>
-              <w:rPr>
-                <w:lang w:val="en-US"/>
-              </w:rPr>
-              <w:t>doar</w:t>
-            </w:r>
-            <w:proofErr w:type="spellEnd"/>
-            <w:r>
-              <w:rPr>
-                <w:lang w:val="en-US"/>
-              </w:rPr>
-              <w:t xml:space="preserve"> </w:t>
-            </w:r>
-            <w:proofErr w:type="spellStart"/>
-            <w:r>
-              <w:rPr>
-                <w:lang w:val="en-US"/>
-              </w:rPr>
-              <w:t>să</w:t>
-            </w:r>
-            <w:proofErr w:type="spellEnd"/>
-            <w:r>
-              <w:rPr>
-                <w:lang w:val="en-US"/>
-              </w:rPr>
-              <w:t xml:space="preserve"> execute </w:t>
-            </w:r>
-            <w:proofErr w:type="spellStart"/>
-            <w:r>
-              <w:rPr>
-                <w:lang w:val="en-US"/>
-              </w:rPr>
-              <w:t>fișierul</w:t>
-            </w:r>
-            <w:proofErr w:type="spellEnd"/>
-            <w:r>
-              <w:rPr>
-                <w:lang w:val="en-US"/>
-              </w:rPr>
-              <w:t>.</w:t>
+            <w:r>
+              <w:rPr>
+                <w:lang w:val="en-US"/>
+              </w:rPr>
+              <w:t>Cand am dat su ca sa ma schimb in userul root sistemul mi-a cerut parola lui root si daca nu o stii nu te lasa. Cand am dat sudo sistemul mi-a cerut parola contului meu de pe care eram conectat. La sudo sistemul nu iti cere parola de root ci doar se uita intr-un fisier de configurare numit sudoers ca sa vada daca userul tau are voie sa execute comenzi de administrator.</w:t>
             </w:r>
           </w:p>
         </w:tc>
@@ -27798,11 +26712,15 @@
       <w:pPr>
         <w:spacing w:after="160" w:line="276" w:lineRule="auto"/>
         <w:jc w:val="center"/>
+        <w:rPr>
+          <w:lang w:val="en-US"/>
+        </w:rPr>
       </w:pPr>
       <w:r>
         <w:rPr>
           <w:b/>
           <w:sz w:val="28"/>
+          <w:lang w:val="en-US"/>
         </w:rPr>
         <w:lastRenderedPageBreak/>
         <w:t>CONCLUZII</w:t>
